--- a/quotation-generator/assets/报价单模版-德音人力.docx
+++ b/quotation-generator/assets/报价单模版-德音人力.docx
@@ -55,7 +55,7 @@
           <w:szCs w:val="24"/>
           <w:lang w:val="en-US" w:eastAsia="zh-CN"/>
         </w:rPr>
-        <w:t>报价日期     ：2026年8月5日</w:t>
+        <w:t>报价日期     ：2026年8月6日</w:t>
       </w:r>
     </w:p>
     <w:p>
@@ -91,7 +91,7 @@
           <w:szCs w:val="38"/>
           <w:lang w:val="en-US" w:eastAsia="zh-CN"/>
         </w:rPr>
-        <w:t>新加坡投资</w:t>
+        <w:t>印尼投资</w:t>
       </w:r>
       <w:r>
         <w:rPr>
@@ -103,7 +103,7 @@
           <w:szCs w:val="36"/>
           <w:lang w:val="en-US" w:eastAsia="zh-CN"/>
         </w:rPr>
-        <w:t>综合服务方案</w:t>
+        <w:t>人力资源服务方案</w:t>
       </w:r>
     </w:p>
     <w:p>
@@ -281,20 +281,7 @@
                 <w:szCs w:val="24"/>
                 <w:lang w:val="en-US" w:eastAsia="zh-CN"/>
               </w:rPr>
-              <w:t>(印尼盾</w:t>
-            </w:r>
-            <w:bookmarkStart w:id="0" w:name="_GoBack"/>
-            <w:bookmarkEnd w:id="0"/>
-            <w:r>
-              <w:rPr>
-                <w:rFonts w:hint="eastAsia" w:ascii="FangSong" w:hAnsi="FangSong" w:eastAsia="FangSong" w:cs="FangSong"/>
-                <w:b/>
-                <w:bCs/>
-                <w:sz w:val="24"/>
-                <w:szCs w:val="24"/>
-                <w:lang w:val="en-US" w:eastAsia="zh-CN"/>
-              </w:rPr>
-              <w:t>)</w:t>
+              <w:t>(印尼盾)</w:t>
             </w:r>
           </w:p>
         </w:tc>
@@ -366,7 +353,7 @@
                 <w:szCs w:val="24"/>
                 <w:lang w:val="en-US" w:eastAsia="zh-CN"/>
               </w:rPr>
-              <w:t>新加坡公司年度企业所得税申报</w:t>
+              <w:t>起草或审核公司人事规章制度服务×2</w:t>
             </w:r>
           </w:p>
         </w:tc>
@@ -387,7 +374,7 @@
                 <w:szCs w:val="24"/>
                 <w:lang w:val="en-US" w:eastAsia="zh-CN"/>
               </w:rPr>
-              <w:t>15个工作日</w:t>
+              <w:t>15 个工作日</w:t>
             </w:r>
           </w:p>
         </w:tc>
@@ -408,7 +395,7 @@
                 <w:szCs w:val="20"/>
                 <w:lang w:val="en-US" w:eastAsia="zh-CN"/>
               </w:rPr>
-              <w:t>Rp 1,190</w:t>
+              <w:t>Rp 50,000,000</w:t>
             </w:r>
           </w:p>
         </w:tc>
@@ -428,7 +415,7 @@
                 <w:szCs w:val="21"/>
                 <w:lang w:val="en-US" w:eastAsia="zh-CN"/>
               </w:rPr>
-              <w:t>新加坡公司成立后需按财政年度向 IRAS 报税，每年 11 月 30 日前完成。满足 ECI 豁免条件（年营业额 &lt;500 万新币且无应税利润）的公司只需一次申报；不满足的需在财年结束三个月内申报预估税。无需审计的公司出具未经审计财务报表即可，需审计的须先完成审计报告。逾期申报可能被罚款，最高可达一万元新币。</w:t>
+              <w:t>公司成立后只要员工人数超过 10 个人，公司必须持有公司人事规章制度并且向劳动局进行备案。基于 2003 年第 13 号劳动法第 108 款，结合 2020 年第 11 号创造就业法第 188 条款，公司员工人数达到 10 个人以上但未有公司人事规章制度并未向劳动局备案，将处以最高罚款金额为 Rp50,000,000（五千万印尼盾）。公司人事规章制度的内容其中需包含：工作指南和程序、员工权益和义务、员工离职的赔偿计算基准等。每两年需要更新公司人事规章制度并到当地劳动局进行备案。</w:t>
             </w:r>
           </w:p>
         </w:tc>
@@ -476,7 +463,7 @@
                 <w:szCs w:val="24"/>
                 <w:lang w:val="en-US" w:eastAsia="zh-CN"/>
               </w:rPr>
-              <w:t>新加坡公司注册</w:t>
+              <w:t>更新和申报劳工部系统</w:t>
             </w:r>
           </w:p>
         </w:tc>
@@ -497,7 +484,7 @@
                 <w:szCs w:val="24"/>
                 <w:lang w:val="en-US" w:eastAsia="zh-CN"/>
               </w:rPr>
-              <w:t>18个工作日</w:t>
+              <w:t>6 个工作日</w:t>
             </w:r>
           </w:p>
         </w:tc>
@@ -518,7 +505,7 @@
                 <w:szCs w:val="20"/>
                 <w:lang w:val="en-US" w:eastAsia="zh-CN"/>
               </w:rPr>
-              <w:t>Rp 2,400</w:t>
+              <w:t>Rp 3,000,000</w:t>
             </w:r>
           </w:p>
         </w:tc>
@@ -538,7 +525,7 @@
                 <w:szCs w:val="21"/>
                 <w:lang w:val="en-US" w:eastAsia="zh-CN"/>
               </w:rPr>
-              <w:t>新加坡私人有限公司要求至少 1 名股东（最多 20 名）、至少 2 名董事（含 1 名新加坡常驻居民）及 1 名法定秘书（新加坡常驻居民）。注册资本最低 1 新币，不验资。公司须指定一名数据保护官（DPO），无国籍限制。办理流程：名称查重 → 背景调查 → 起草法定文件 → 客户签署 → ACRA 提交 → 政府审核 → 颁发文件。</w:t>
+              <w:t>进行劳工部登记是作为公司实施员工福利计划的指标。在劳工部登记被批准之前，有关员工福利计划的要求必须完成（公司是否已在社保和医保中注册）。公司每年需要按时在劳工部系统上更新和申报员工信息。公司有义务在劳工部系统更新并申报员工数据，无论员工是仍在职、刚入职，还是已经离职。如果公司未按时在劳工部系统中将其员工登记或更新信息，公司将被处以 Rp1,000,000 的罚款，或面临 3 个月的监禁。</w:t>
             </w:r>
           </w:p>
         </w:tc>
@@ -586,7 +573,7 @@
                 <w:szCs w:val="24"/>
                 <w:lang w:val="en-US" w:eastAsia="zh-CN"/>
               </w:rPr>
-              <w:t>新加坡SFA食品进口商许可证×2</w:t>
+              <w:t>起草或审核劳动合同服务</w:t>
             </w:r>
           </w:p>
         </w:tc>
@@ -607,7 +594,7 @@
                 <w:szCs w:val="24"/>
                 <w:lang w:val="en-US" w:eastAsia="zh-CN"/>
               </w:rPr>
-              <w:t>15个工作日</w:t>
+              <w:t>3 个工作日</w:t>
             </w:r>
           </w:p>
         </w:tc>
@@ -628,7 +615,7 @@
                 <w:szCs w:val="20"/>
                 <w:lang w:val="en-US" w:eastAsia="zh-CN"/>
               </w:rPr>
-              <w:t>Rp 2,800</w:t>
+              <w:t>Rp 12,000,000</w:t>
             </w:r>
           </w:p>
         </w:tc>
@@ -648,7 +635,7 @@
                 <w:szCs w:val="21"/>
                 <w:lang w:val="en-US" w:eastAsia="zh-CN"/>
               </w:rPr>
-              <w:t>根据 SFA 及《食品销售法》，拟在新加坡进口食品的企业须取得合法进口资质，每批货物抵境前须完成通关准证申请。SFA 将进口资质分为注册号（Registration）与许可证（Licence）两类。高风险食品（肉类、海鲜、蛋类、生鲜果蔬等）须申请 Licence 且海外工厂须在 SFA 白名单。许可证有效期 1 年，由银行 GIRO 自动划扣年费，资质绑定公司 UEN 不可转让。</w:t>
+              <w:t>印尼的劳动合同分为两种，即 PKWT 固定期工作协议和 PKWTT 无限期工作协议。根据印尼相关法律的规定，有效的劳动合同必须为印尼文版本，其他语言作为辅助参考。在格式和条款方面，也需要按照印尼的法律规定来进行书写。</w:t>
             </w:r>
           </w:p>
         </w:tc>
@@ -715,22 +702,13 @@
             <w:r>
               <w:rPr>
                 <w:rFonts w:hint="eastAsia" w:ascii="FangSong" w:hAnsi="FangSong" w:eastAsia="FangSong" w:cs="FangSong"/>
-                <w:sz w:val="20"/>
-                <w:szCs w:val="20"/>
-                <w:lang w:val="en-US" w:eastAsia="zh-CN"/>
-              </w:rPr>
-              <w:t>Rp</w:t>
-            </w:r>
-            <w:r>
-              <w:rPr>
-                <w:rFonts w:hint="eastAsia" w:ascii="FangSong" w:hAnsi="FangSong" w:eastAsia="FangSong" w:cs="FangSong"/>
                 <w:b/>
                 <w:bCs/>
                 <w:sz w:val="20"/>
                 <w:szCs w:val="20"/>
                 <w:lang w:val="en-US" w:eastAsia="zh-CN"/>
               </w:rPr>
-              <w:t xml:space="preserve"> 6,390</w:t>
+              <w:t>Rp 65,000,000</w:t>
             </w:r>
           </w:p>
         </w:tc>
@@ -780,7 +758,7 @@
                 <w:szCs w:val="24"/>
                 <w:lang w:val="en-US" w:eastAsia="zh-CN"/>
               </w:rPr>
-              <w:t>增值税 0%</w:t>
+              <w:t>增值税 11%</w:t>
             </w:r>
           </w:p>
         </w:tc>
@@ -814,7 +792,7 @@
                 <w:szCs w:val="20"/>
                 <w:lang w:val="en-US" w:eastAsia="zh-CN"/>
               </w:rPr>
-              <w:t>S$ 0</w:t>
+              <w:t>Rp 7,150,000</w:t>
             </w:r>
           </w:p>
         </w:tc>
@@ -893,22 +871,13 @@
             <w:r>
               <w:rPr>
                 <w:rFonts w:hint="eastAsia" w:ascii="FangSong" w:hAnsi="FangSong" w:eastAsia="FangSong" w:cs="FangSong"/>
-                <w:sz w:val="20"/>
-                <w:szCs w:val="20"/>
-                <w:lang w:val="en-US" w:eastAsia="zh-CN"/>
-              </w:rPr>
-              <w:t>Rp</w:t>
-            </w:r>
-            <w:r>
-              <w:rPr>
-                <w:rFonts w:hint="eastAsia" w:ascii="FangSong" w:hAnsi="FangSong" w:eastAsia="FangSong" w:cs="FangSong"/>
                 <w:b/>
                 <w:bCs/>
                 <w:sz w:val="20"/>
                 <w:szCs w:val="20"/>
                 <w:lang w:val="en-US" w:eastAsia="zh-CN"/>
               </w:rPr>
-              <w:t xml:space="preserve"> 6,390</w:t>
+              <w:t>Rp 72,150,000</w:t>
             </w:r>
           </w:p>
         </w:tc>
@@ -958,7 +927,24 @@
           <w:szCs w:val="21"/>
           <w:lang w:val="en-US" w:eastAsia="zh-CN"/>
         </w:rPr>
-        <w:t>a. 以上办理时间均为收集齐资料开始的官方办理时间；</w:t>
+        <w:t>以上服务报价不包括：资料快递费（国际）、交通费/差旅费、文件翻译费（如需）。</w:t>
+      </w:r>
+    </w:p>
+    <w:p>
+      <w:pPr>
+        <w:spacing w:before="40" w:after="0" w:line="280" w:lineRule="auto"/>
+        <w:ind w:left="360"/>
+      </w:pPr>
+      <w:r>
+        <w:rPr>
+          <w:rFonts w:hint="eastAsia" w:ascii="FangSong" w:hAnsi="FangSong" w:eastAsia="FangSong" w:cs="FangSong"/>
+          <w:b/>
+          <w:bCs/>
+          <w:sz w:val="21"/>
+          <w:szCs w:val="21"/>
+          <w:lang w:val="en-US" w:eastAsia="zh-CN"/>
+        </w:rPr>
+        <w:t>1. 起草或审核公司人事规章制度服务</w:t>
       </w:r>
     </w:p>
     <w:p>
@@ -969,17 +955,19 @@
       <w:r>
         <w:rPr>
           <w:rFonts w:hint="eastAsia" w:ascii="FangSong" w:hAnsi="FangSong" w:eastAsia="FangSong" w:cs="FangSong"/>
+          <w:b/>
+          <w:bCs/>
           <w:sz w:val="21"/>
           <w:szCs w:val="21"/>
           <w:lang w:val="en-US" w:eastAsia="zh-CN"/>
         </w:rPr>
-        <w:t>b. 以上服务报价不包括：</w:t>
+        <w:t>费用包含：</w:t>
       </w:r>
     </w:p>
     <w:p>
       <w:pPr>
         <w:spacing w:after="0" w:line="280" w:lineRule="auto"/>
-        <w:ind w:left="720"/>
+        <w:ind w:left="540"/>
       </w:pPr>
       <w:r>
         <w:rPr>
@@ -988,40 +976,60 @@
           <w:szCs w:val="21"/>
           <w:lang w:val="en-US" w:eastAsia="zh-CN"/>
         </w:rPr>
-        <w:t>- 资料快递费（国际）；</w:t>
+        <w:t>服务费</w:t>
       </w:r>
     </w:p>
     <w:p>
       <w:pPr>
         <w:spacing w:after="0" w:line="280" w:lineRule="auto"/>
-        <w:ind w:left="720"/>
+        <w:ind w:left="540"/>
+      </w:pPr>
+      <w:r>
         <w:rPr>
           <w:rFonts w:hint="eastAsia" w:ascii="FangSong" w:hAnsi="FangSong" w:eastAsia="FangSong" w:cs="FangSong"/>
           <w:sz w:val="21"/>
           <w:szCs w:val="21"/>
           <w:lang w:val="en-US" w:eastAsia="zh-CN"/>
         </w:rPr>
-      </w:pPr>
-      <w:r>
-        <w:rPr>
-          <w:rFonts w:hint="eastAsia" w:ascii="FangSong" w:hAnsi="FangSong" w:eastAsia="FangSong" w:cs="FangSong"/>
+        <w:t>资料快递费（本地）</w:t>
+      </w:r>
+    </w:p>
+    <w:p>
+      <w:pPr>
+        <w:spacing w:after="0" w:line="280" w:lineRule="auto"/>
+        <w:ind w:left="360"/>
+      </w:pPr>
+      <w:r>
+        <w:rPr>
+          <w:rFonts w:hint="eastAsia" w:ascii="FangSong" w:hAnsi="FangSong" w:eastAsia="FangSong" w:cs="FangSong"/>
+          <w:b/>
+          <w:bCs/>
           <w:sz w:val="21"/>
           <w:szCs w:val="21"/>
           <w:lang w:val="en-US" w:eastAsia="zh-CN"/>
         </w:rPr>
-        <w:t>- 相关政府官费及税费。</w:t>
+        <w:t>费用不含：</w:t>
       </w:r>
     </w:p>
     <w:p>
       <w:pPr>
         <w:spacing w:after="0" w:line="280" w:lineRule="auto"/>
-        <w:ind w:left="720"/>
+        <w:ind w:left="540"/>
+      </w:pPr>
+      <w:r>
         <w:rPr>
           <w:rFonts w:hint="eastAsia" w:ascii="FangSong" w:hAnsi="FangSong" w:eastAsia="FangSong" w:cs="FangSong"/>
           <w:sz w:val="21"/>
           <w:szCs w:val="21"/>
           <w:lang w:val="en-US" w:eastAsia="zh-CN"/>
         </w:rPr>
+        <w:t>增加语种翻译费</w:t>
+      </w:r>
+    </w:p>
+    <w:p>
+      <w:pPr>
+        <w:spacing w:after="0" w:line="280" w:lineRule="auto"/>
+        <w:ind w:left="540"/>
       </w:pPr>
       <w:r>
         <w:rPr>
@@ -1030,19 +1038,294 @@
           <w:szCs w:val="21"/>
           <w:lang w:val="en-US" w:eastAsia="zh-CN"/>
         </w:rPr>
-        <w:t>- 文件翻译费用（如需）</w:t>
-      </w:r>
-    </w:p>
-    <w:p>
-      <w:pPr>
-        <w:spacing w:after="0" w:line="280" w:lineRule="auto"/>
-        <w:ind w:left="720"/>
-        <w:rPr>
-          <w:rFonts w:hint="eastAsia" w:ascii="FangSong" w:hAnsi="FangSong" w:eastAsia="FangSong" w:cs="FangSong"/>
+        <w:t>超过修改次数，每 1 次修改额外收费 Rp3,000,000/次</w:t>
+      </w:r>
+    </w:p>
+    <w:p>
+      <w:pPr>
+        <w:spacing w:before="40" w:after="0" w:line="280" w:lineRule="auto"/>
+        <w:ind w:left="360"/>
+      </w:pPr>
+      <w:r>
+        <w:rPr>
+          <w:rFonts w:hint="eastAsia" w:ascii="FangSong" w:hAnsi="FangSong" w:eastAsia="FangSong" w:cs="FangSong"/>
+          <w:b/>
+          <w:bCs/>
           <w:sz w:val="21"/>
           <w:szCs w:val="21"/>
           <w:lang w:val="en-US" w:eastAsia="zh-CN"/>
         </w:rPr>
+        <w:t>2. 更新和申报劳工部系统</w:t>
+      </w:r>
+    </w:p>
+    <w:p>
+      <w:pPr>
+        <w:spacing w:after="0" w:line="280" w:lineRule="auto"/>
+        <w:ind w:left="360"/>
+      </w:pPr>
+      <w:r>
+        <w:rPr>
+          <w:rFonts w:hint="eastAsia" w:ascii="FangSong" w:hAnsi="FangSong" w:eastAsia="FangSong" w:cs="FangSong"/>
+          <w:b/>
+          <w:bCs/>
+          <w:sz w:val="21"/>
+          <w:szCs w:val="21"/>
+          <w:lang w:val="en-US" w:eastAsia="zh-CN"/>
+        </w:rPr>
+        <w:t>费用包含：</w:t>
+      </w:r>
+    </w:p>
+    <w:p>
+      <w:pPr>
+        <w:spacing w:after="0" w:line="280" w:lineRule="auto"/>
+        <w:ind w:left="540"/>
+      </w:pPr>
+      <w:r>
+        <w:rPr>
+          <w:rFonts w:hint="eastAsia" w:ascii="FangSong" w:hAnsi="FangSong" w:eastAsia="FangSong" w:cs="FangSong"/>
+          <w:sz w:val="21"/>
+          <w:szCs w:val="21"/>
+          <w:lang w:val="en-US" w:eastAsia="zh-CN"/>
+        </w:rPr>
+        <w:t>资料快递费（本地）</w:t>
+      </w:r>
+    </w:p>
+    <w:p>
+      <w:pPr>
+        <w:spacing w:after="0" w:line="280" w:lineRule="auto"/>
+        <w:ind w:left="360"/>
+      </w:pPr>
+      <w:r>
+        <w:rPr>
+          <w:rFonts w:hint="eastAsia" w:ascii="FangSong" w:hAnsi="FangSong" w:eastAsia="FangSong" w:cs="FangSong"/>
+          <w:b/>
+          <w:bCs/>
+          <w:sz w:val="21"/>
+          <w:szCs w:val="21"/>
+          <w:lang w:val="en-US" w:eastAsia="zh-CN"/>
+        </w:rPr>
+        <w:t>费用不含：</w:t>
+      </w:r>
+    </w:p>
+    <w:p>
+      <w:pPr>
+        <w:spacing w:after="0" w:line="280" w:lineRule="auto"/>
+        <w:ind w:left="540"/>
+      </w:pPr>
+      <w:r>
+        <w:rPr>
+          <w:rFonts w:hint="eastAsia" w:ascii="FangSong" w:hAnsi="FangSong" w:eastAsia="FangSong" w:cs="FangSong"/>
+          <w:sz w:val="21"/>
+          <w:szCs w:val="21"/>
+          <w:lang w:val="en-US" w:eastAsia="zh-CN"/>
+        </w:rPr>
+        <w:t>官费（看情况）</w:t>
+      </w:r>
+    </w:p>
+    <w:p>
+      <w:pPr>
+        <w:spacing w:before="40" w:after="0" w:line="280" w:lineRule="auto"/>
+        <w:ind w:left="360"/>
+      </w:pPr>
+      <w:r>
+        <w:rPr>
+          <w:rFonts w:hint="eastAsia" w:ascii="FangSong" w:hAnsi="FangSong" w:eastAsia="FangSong" w:cs="FangSong"/>
+          <w:b/>
+          <w:bCs/>
+          <w:sz w:val="21"/>
+          <w:szCs w:val="21"/>
+          <w:lang w:val="en-US" w:eastAsia="zh-CN"/>
+        </w:rPr>
+        <w:t>3. 起草或审核劳动合同服务</w:t>
+      </w:r>
+    </w:p>
+    <w:p>
+      <w:pPr>
+        <w:spacing w:after="0" w:line="280" w:lineRule="auto"/>
+        <w:ind w:left="360"/>
+      </w:pPr>
+      <w:r>
+        <w:rPr>
+          <w:rFonts w:hint="eastAsia" w:ascii="FangSong" w:hAnsi="FangSong" w:eastAsia="FangSong" w:cs="FangSong"/>
+          <w:b/>
+          <w:bCs/>
+          <w:sz w:val="21"/>
+          <w:szCs w:val="21"/>
+          <w:lang w:val="en-US" w:eastAsia="zh-CN"/>
+        </w:rPr>
+        <w:t>费用包含：</w:t>
+      </w:r>
+    </w:p>
+    <w:p>
+      <w:pPr>
+        <w:spacing w:after="0" w:line="280" w:lineRule="auto"/>
+        <w:ind w:left="540"/>
+      </w:pPr>
+      <w:r>
+        <w:rPr>
+          <w:rFonts w:hint="eastAsia" w:ascii="FangSong" w:hAnsi="FangSong" w:eastAsia="FangSong" w:cs="FangSong"/>
+          <w:sz w:val="21"/>
+          <w:szCs w:val="21"/>
+          <w:lang w:val="en-US" w:eastAsia="zh-CN"/>
+        </w:rPr>
+        <w:t>服务费</w:t>
+      </w:r>
+    </w:p>
+    <w:p>
+      <w:pPr>
+        <w:spacing w:after="0" w:line="280" w:lineRule="auto"/>
+        <w:ind w:left="540"/>
+      </w:pPr>
+      <w:r>
+        <w:rPr>
+          <w:rFonts w:hint="eastAsia" w:ascii="FangSong" w:hAnsi="FangSong" w:eastAsia="FangSong" w:cs="FangSong"/>
+          <w:sz w:val="21"/>
+          <w:szCs w:val="21"/>
+          <w:lang w:val="en-US" w:eastAsia="zh-CN"/>
+        </w:rPr>
+        <w:t>资料快递费（本地）</w:t>
+      </w:r>
+    </w:p>
+    <w:p>
+      <w:pPr>
+        <w:spacing w:after="0" w:line="280" w:lineRule="auto"/>
+        <w:ind w:left="360"/>
+      </w:pPr>
+      <w:r>
+        <w:rPr>
+          <w:rFonts w:hint="eastAsia" w:ascii="FangSong" w:hAnsi="FangSong" w:eastAsia="FangSong" w:cs="FangSong"/>
+          <w:b/>
+          <w:bCs/>
+          <w:sz w:val="21"/>
+          <w:szCs w:val="21"/>
+          <w:lang w:val="en-US" w:eastAsia="zh-CN"/>
+        </w:rPr>
+        <w:t>费用不含：</w:t>
+      </w:r>
+    </w:p>
+    <w:p>
+      <w:pPr>
+        <w:spacing w:after="0" w:line="280" w:lineRule="auto"/>
+        <w:ind w:left="540"/>
+      </w:pPr>
+      <w:r>
+        <w:rPr>
+          <w:rFonts w:hint="eastAsia" w:ascii="FangSong" w:hAnsi="FangSong" w:eastAsia="FangSong" w:cs="FangSong"/>
+          <w:sz w:val="21"/>
+          <w:szCs w:val="21"/>
+          <w:lang w:val="en-US" w:eastAsia="zh-CN"/>
+        </w:rPr>
+        <w:t>公证费（如需）</w:t>
+      </w:r>
+    </w:p>
+    <w:p>
+      <w:pPr>
+        <w:spacing w:after="0" w:line="280" w:lineRule="auto"/>
+        <w:ind w:left="540"/>
+      </w:pPr>
+      <w:r>
+        <w:rPr>
+          <w:rFonts w:hint="eastAsia" w:ascii="FangSong" w:hAnsi="FangSong" w:eastAsia="FangSong" w:cs="FangSong"/>
+          <w:sz w:val="21"/>
+          <w:szCs w:val="21"/>
+          <w:lang w:val="en-US" w:eastAsia="zh-CN"/>
+        </w:rPr>
+        <w:t>商务谈判陪同费</w:t>
+      </w:r>
+    </w:p>
+    <w:p>
+      <w:pPr>
+        <w:spacing w:after="0" w:line="280" w:lineRule="auto"/>
+        <w:ind w:left="540"/>
+      </w:pPr>
+      <w:r>
+        <w:rPr>
+          <w:rFonts w:hint="eastAsia" w:ascii="FangSong" w:hAnsi="FangSong" w:eastAsia="FangSong" w:cs="FangSong"/>
+          <w:sz w:val="21"/>
+          <w:szCs w:val="21"/>
+          <w:lang w:val="en-US" w:eastAsia="zh-CN"/>
+        </w:rPr>
+        <w:t>文件翻译费（如需）</w:t>
+      </w:r>
+    </w:p>
+    <w:p>
+      <w:pPr>
+        <w:spacing w:after="0" w:line="280" w:lineRule="auto"/>
+        <w:ind w:left="540"/>
+      </w:pPr>
+      <w:r>
+        <w:rPr>
+          <w:rFonts w:hint="eastAsia" w:ascii="FangSong" w:hAnsi="FangSong" w:eastAsia="FangSong" w:cs="FangSong"/>
+          <w:sz w:val="21"/>
+          <w:szCs w:val="21"/>
+          <w:lang w:val="en-US" w:eastAsia="zh-CN"/>
+        </w:rPr>
+        <w:t>文件打印费</w:t>
+      </w:r>
+    </w:p>
+    <w:p>
+      <w:pPr>
+        <w:spacing w:after="0" w:line="280" w:lineRule="auto"/>
+        <w:ind w:left="540"/>
+      </w:pPr>
+      <w:r>
+        <w:rPr>
+          <w:rFonts w:hint="eastAsia" w:ascii="FangSong" w:hAnsi="FangSong" w:eastAsia="FangSong" w:cs="FangSong"/>
+          <w:sz w:val="21"/>
+          <w:szCs w:val="21"/>
+          <w:lang w:val="en-US" w:eastAsia="zh-CN"/>
+        </w:rPr>
+        <w:t>签约陪同费</w:t>
+      </w:r>
+    </w:p>
+    <w:p>
+      <w:pPr>
+        <w:spacing w:after="0" w:line="280" w:lineRule="auto"/>
+        <w:ind w:left="540"/>
+      </w:pPr>
+      <w:r>
+        <w:rPr>
+          <w:rFonts w:hint="eastAsia" w:ascii="FangSong" w:hAnsi="FangSong" w:eastAsia="FangSong" w:cs="FangSong"/>
+          <w:sz w:val="21"/>
+          <w:szCs w:val="21"/>
+          <w:lang w:val="en-US" w:eastAsia="zh-CN"/>
+        </w:rPr>
+        <w:t>Jabodetabek 大雅加达区外的差旅费（住宿费、交通费、顾问补贴）</w:t>
+      </w:r>
+    </w:p>
+    <w:p>
+      <w:pPr>
+        <w:spacing w:after="0" w:line="280" w:lineRule="auto"/>
+        <w:ind w:left="540"/>
+      </w:pPr>
+      <w:r>
+        <w:rPr>
+          <w:rFonts w:hint="eastAsia" w:ascii="FangSong" w:hAnsi="FangSong" w:eastAsia="FangSong" w:cs="FangSong"/>
+          <w:sz w:val="21"/>
+          <w:szCs w:val="21"/>
+          <w:lang w:val="en-US" w:eastAsia="zh-CN"/>
+        </w:rPr>
+        <w:t>对于大雅加达区外的地址，定价之前需要了解标的公司的地址</w:t>
+      </w:r>
+    </w:p>
+    <w:p>
+      <w:pPr>
+        <w:spacing w:after="0" w:line="280" w:lineRule="auto"/>
+        <w:ind w:left="540"/>
+      </w:pPr>
+      <w:r>
+        <w:rPr>
+          <w:rFonts w:hint="eastAsia" w:ascii="FangSong" w:hAnsi="FangSong" w:eastAsia="FangSong" w:cs="FangSong"/>
+          <w:sz w:val="21"/>
+          <w:szCs w:val="21"/>
+          <w:lang w:val="en-US" w:eastAsia="zh-CN"/>
+        </w:rPr>
+        <w:t>如果服务执行中，甲方（客户）需要乙方（律所）陪同客户出差/考察，则另收额外的差旅费</w:t>
+      </w:r>
+    </w:p>
+    <w:p>
+      <w:pPr>
+        <w:spacing w:before="100" w:after="0" w:line="280" w:lineRule="auto"/>
       </w:pPr>
     </w:p>
     <w:p>
@@ -1074,7 +1357,7 @@
           <w:szCs w:val="21"/>
           <w:lang w:val="en-US" w:eastAsia="zh-CN"/>
         </w:rPr>
-        <w:t>合同签订后支付合同金额的 70%，剩余 30% 在所有服务完成后 5 个工作日内支付。</w:t>
+        <w:t>合同签订后支付合同金额的 70%，剩余 30% 在发票开具后 5 个工作日内支付。</w:t>
       </w:r>
     </w:p>
     <w:p>
@@ -1275,7 +1558,7 @@
                 <w:szCs w:val="24"/>
                 <w:lang w:val="en-US" w:eastAsia="zh-CN"/>
               </w:rPr>
-              <w:t>新加坡公司年度企业所得税申报</w:t>
+              <w:t>起草或审核公司人事规章制度服务</w:t>
             </w:r>
           </w:p>
         </w:tc>
@@ -1295,63 +1578,77 @@
                 <w:szCs w:val="21"/>
                 <w:lang w:val="en-US" w:eastAsia="zh-CN"/>
               </w:rPr>
-              <w:t>1. 收集资料</w:t>
-            </w:r>
-          </w:p>
-          <w:p>
-            <w:pPr>
-              <w:spacing w:after="0" w:line="280" w:lineRule="auto"/>
-            </w:pPr>
-            <w:r>
-              <w:rPr>
-                <w:rFonts w:hint="eastAsia" w:ascii="FangSong" w:hAnsi="FangSong" w:eastAsia="FangSong" w:cs="FangSong"/>
-                <w:sz w:val="21"/>
-                <w:szCs w:val="21"/>
-                <w:lang w:val="en-US" w:eastAsia="zh-CN"/>
-              </w:rPr>
-              <w:t>2. 整理报税表格（4 个工作日）</w:t>
-            </w:r>
-          </w:p>
-          <w:p>
-            <w:pPr>
-              <w:spacing w:after="0" w:line="280" w:lineRule="auto"/>
-            </w:pPr>
-            <w:r>
-              <w:rPr>
-                <w:rFonts w:hint="eastAsia" w:ascii="FangSong" w:hAnsi="FangSong" w:eastAsia="FangSong" w:cs="FangSong"/>
-                <w:sz w:val="21"/>
-                <w:szCs w:val="21"/>
-                <w:lang w:val="en-US" w:eastAsia="zh-CN"/>
-              </w:rPr>
-              <w:t>3. 在税务局提交纳税申请（7 个工作日）</w:t>
-            </w:r>
-          </w:p>
-          <w:p>
-            <w:pPr>
-              <w:spacing w:after="0" w:line="280" w:lineRule="auto"/>
-            </w:pPr>
-            <w:r>
-              <w:rPr>
-                <w:rFonts w:hint="eastAsia" w:ascii="FangSong" w:hAnsi="FangSong" w:eastAsia="FangSong" w:cs="FangSong"/>
-                <w:sz w:val="21"/>
-                <w:szCs w:val="21"/>
-                <w:lang w:val="en-US" w:eastAsia="zh-CN"/>
-              </w:rPr>
-              <w:t>4. 收到企业所得税评估通知（3 个工作日）</w:t>
-            </w:r>
-          </w:p>
-          <w:p>
-            <w:pPr>
-              <w:spacing w:after="0" w:line="280" w:lineRule="auto"/>
-            </w:pPr>
-            <w:r>
-              <w:rPr>
-                <w:rFonts w:hint="eastAsia" w:ascii="FangSong" w:hAnsi="FangSong" w:eastAsia="FangSong" w:cs="FangSong"/>
-                <w:sz w:val="21"/>
-                <w:szCs w:val="21"/>
-                <w:lang w:val="en-US" w:eastAsia="zh-CN"/>
-              </w:rPr>
-              <w:t>5. 缴纳税费（1 个工作日）</w:t>
+              <w:t>第一步：收集资料</w:t>
+            </w:r>
+          </w:p>
+          <w:p>
+            <w:pPr>
+              <w:spacing w:after="0" w:line="280" w:lineRule="auto"/>
+            </w:pPr>
+            <w:r>
+              <w:rPr>
+                <w:rFonts w:hint="eastAsia" w:ascii="FangSong" w:hAnsi="FangSong" w:eastAsia="FangSong" w:cs="FangSong"/>
+                <w:sz w:val="21"/>
+                <w:szCs w:val="21"/>
+                <w:lang w:val="en-US" w:eastAsia="zh-CN"/>
+              </w:rPr>
+              <w:t>第二步：起草公司人事规章制度（10 个工作日）</w:t>
+            </w:r>
+          </w:p>
+          <w:p>
+            <w:pPr>
+              <w:spacing w:after="0" w:line="280" w:lineRule="auto"/>
+            </w:pPr>
+            <w:r>
+              <w:rPr>
+                <w:rFonts w:hint="eastAsia" w:ascii="FangSong" w:hAnsi="FangSong" w:eastAsia="FangSong" w:cs="FangSong"/>
+                <w:sz w:val="21"/>
+                <w:szCs w:val="21"/>
+                <w:lang w:val="en-US" w:eastAsia="zh-CN"/>
+              </w:rPr>
+              <w:t>第三步：交付公司人事规章制度（1 个工作日）</w:t>
+            </w:r>
+          </w:p>
+          <w:p>
+            <w:pPr>
+              <w:spacing w:after="0" w:line="280" w:lineRule="auto"/>
+            </w:pPr>
+            <w:r>
+              <w:rPr>
+                <w:rFonts w:hint="eastAsia" w:ascii="FangSong" w:hAnsi="FangSong" w:eastAsia="FangSong" w:cs="FangSong"/>
+                <w:sz w:val="21"/>
+                <w:szCs w:val="21"/>
+                <w:lang w:val="en-US" w:eastAsia="zh-CN"/>
+              </w:rPr>
+              <w:t>第四步：提出反馈（仅限于 5 次修改）（如有）</w:t>
+            </w:r>
+          </w:p>
+          <w:p>
+            <w:pPr>
+              <w:spacing w:after="0" w:line="280" w:lineRule="auto"/>
+            </w:pPr>
+            <w:r>
+              <w:rPr>
+                <w:rFonts w:hint="eastAsia" w:ascii="FangSong" w:hAnsi="FangSong" w:eastAsia="FangSong" w:cs="FangSong"/>
+                <w:sz w:val="21"/>
+                <w:szCs w:val="21"/>
+                <w:lang w:val="en-US" w:eastAsia="zh-CN"/>
+              </w:rPr>
+              <w:t>第五步：进行修改（3 个工作日）</w:t>
+            </w:r>
+          </w:p>
+          <w:p>
+            <w:pPr>
+              <w:spacing w:after="0" w:line="280" w:lineRule="auto"/>
+            </w:pPr>
+            <w:r>
+              <w:rPr>
+                <w:rFonts w:hint="eastAsia" w:ascii="FangSong" w:hAnsi="FangSong" w:eastAsia="FangSong" w:cs="FangSong"/>
+                <w:sz w:val="21"/>
+                <w:szCs w:val="21"/>
+                <w:lang w:val="en-US" w:eastAsia="zh-CN"/>
+              </w:rPr>
+              <w:t>第六步：交付公司人事规章制度（1 个工作日）</w:t>
             </w:r>
           </w:p>
         </w:tc>
@@ -1371,7 +1668,21 @@
                 <w:szCs w:val="21"/>
                 <w:lang w:val="en-US" w:eastAsia="zh-CN"/>
               </w:rPr>
-              <w:t>已缴税完成通知书</w:t>
+              <w:t>• 公司人事规章制度</w:t>
+            </w:r>
+          </w:p>
+          <w:p>
+            <w:pPr>
+              <w:spacing w:after="0" w:line="280" w:lineRule="auto"/>
+            </w:pPr>
+            <w:r>
+              <w:rPr>
+                <w:rFonts w:hint="eastAsia" w:ascii="FangSong" w:hAnsi="FangSong" w:eastAsia="FangSong" w:cs="FangSong"/>
+                <w:sz w:val="21"/>
+                <w:szCs w:val="21"/>
+                <w:lang w:val="en-US" w:eastAsia="zh-CN"/>
+              </w:rPr>
+              <w:t>• 公司人事规章制度备案审批批文</w:t>
             </w:r>
           </w:p>
         </w:tc>
@@ -1419,7 +1730,7 @@
                 <w:szCs w:val="24"/>
                 <w:lang w:val="en-US" w:eastAsia="zh-CN"/>
               </w:rPr>
-              <w:t>新加坡公司注册</w:t>
+              <w:t>更新和申报劳工部系统</w:t>
             </w:r>
           </w:p>
         </w:tc>
@@ -1439,105 +1750,35 @@
                 <w:szCs w:val="21"/>
                 <w:lang w:val="en-US" w:eastAsia="zh-CN"/>
               </w:rPr>
-              <w:t>1. 收集资料</w:t>
-            </w:r>
-          </w:p>
-          <w:p>
-            <w:pPr>
-              <w:spacing w:after="0" w:line="280" w:lineRule="auto"/>
-            </w:pPr>
-            <w:r>
-              <w:rPr>
-                <w:rFonts w:hint="eastAsia" w:ascii="FangSong" w:hAnsi="FangSong" w:eastAsia="FangSong" w:cs="FangSong"/>
-                <w:sz w:val="21"/>
-                <w:szCs w:val="21"/>
-                <w:lang w:val="en-US" w:eastAsia="zh-CN"/>
-              </w:rPr>
-              <w:t>2. 公司名称查重（1 个工作日）</w:t>
-            </w:r>
-          </w:p>
-          <w:p>
-            <w:pPr>
-              <w:spacing w:after="0" w:line="280" w:lineRule="auto"/>
-            </w:pPr>
-            <w:r>
-              <w:rPr>
-                <w:rFonts w:hint="eastAsia" w:ascii="FangSong" w:hAnsi="FangSong" w:eastAsia="FangSong" w:cs="FangSong"/>
-                <w:sz w:val="21"/>
-                <w:szCs w:val="21"/>
-                <w:lang w:val="en-US" w:eastAsia="zh-CN"/>
-              </w:rPr>
-              <w:t>3. 客户背景调查（5 个工作日）</w:t>
-            </w:r>
-          </w:p>
-          <w:p>
-            <w:pPr>
-              <w:spacing w:after="0" w:line="280" w:lineRule="auto"/>
-            </w:pPr>
-            <w:r>
-              <w:rPr>
-                <w:rFonts w:hint="eastAsia" w:ascii="FangSong" w:hAnsi="FangSong" w:eastAsia="FangSong" w:cs="FangSong"/>
-                <w:sz w:val="21"/>
-                <w:szCs w:val="21"/>
-                <w:lang w:val="en-US" w:eastAsia="zh-CN"/>
-              </w:rPr>
-              <w:t>4. 起草法定文件（5 个工作日）</w:t>
-            </w:r>
-          </w:p>
-          <w:p>
-            <w:pPr>
-              <w:spacing w:after="0" w:line="280" w:lineRule="auto"/>
-            </w:pPr>
-            <w:r>
-              <w:rPr>
-                <w:rFonts w:hint="eastAsia" w:ascii="FangSong" w:hAnsi="FangSong" w:eastAsia="FangSong" w:cs="FangSong"/>
-                <w:sz w:val="21"/>
-                <w:szCs w:val="21"/>
-                <w:lang w:val="en-US" w:eastAsia="zh-CN"/>
-              </w:rPr>
-              <w:t>5. 客户签署文件</w:t>
-            </w:r>
-          </w:p>
-          <w:p>
-            <w:pPr>
-              <w:spacing w:after="0" w:line="280" w:lineRule="auto"/>
-            </w:pPr>
-            <w:r>
-              <w:rPr>
-                <w:rFonts w:hint="eastAsia" w:ascii="FangSong" w:hAnsi="FangSong" w:eastAsia="FangSong" w:cs="FangSong"/>
-                <w:sz w:val="21"/>
-                <w:szCs w:val="21"/>
-                <w:lang w:val="en-US" w:eastAsia="zh-CN"/>
-              </w:rPr>
-              <w:t>6. 在新加坡公司注册局（ACRA）提交申请（1 个工作日）</w:t>
-            </w:r>
-          </w:p>
-          <w:p>
-            <w:pPr>
-              <w:spacing w:after="0" w:line="280" w:lineRule="auto"/>
-            </w:pPr>
-            <w:r>
-              <w:rPr>
-                <w:rFonts w:hint="eastAsia" w:ascii="FangSong" w:hAnsi="FangSong" w:eastAsia="FangSong" w:cs="FangSong"/>
-                <w:sz w:val="21"/>
-                <w:szCs w:val="21"/>
-                <w:lang w:val="en-US" w:eastAsia="zh-CN"/>
-              </w:rPr>
-              <w:t>7. 政府审核（5 个工作日）</w:t>
-            </w:r>
-          </w:p>
-          <w:p>
-            <w:pPr>
-              <w:spacing w:after="0" w:line="280" w:lineRule="auto"/>
-            </w:pPr>
-            <w:r>
-              <w:rPr>
-                <w:rFonts w:hint="eastAsia" w:ascii="FangSong" w:hAnsi="FangSong" w:eastAsia="FangSong" w:cs="FangSong"/>
-                <w:sz w:val="21"/>
-                <w:szCs w:val="21"/>
-                <w:lang w:val="en-US" w:eastAsia="zh-CN"/>
-              </w:rPr>
-              <w:t>8. 颁发交付文件（1 个工作日）</w:t>
+              <w:t>第一步：收集资料</w:t>
+            </w:r>
+          </w:p>
+          <w:p>
+            <w:pPr>
+              <w:spacing w:after="0" w:line="280" w:lineRule="auto"/>
+            </w:pPr>
+            <w:r>
+              <w:rPr>
+                <w:rFonts w:hint="eastAsia" w:ascii="FangSong" w:hAnsi="FangSong" w:eastAsia="FangSong" w:cs="FangSong"/>
+                <w:sz w:val="21"/>
+                <w:szCs w:val="21"/>
+                <w:lang w:val="en-US" w:eastAsia="zh-CN"/>
+              </w:rPr>
+              <w:t>第二步：在劳工部系统上更新员工的信息（5 个工作日）</w:t>
+            </w:r>
+          </w:p>
+          <w:p>
+            <w:pPr>
+              <w:spacing w:after="0" w:line="280" w:lineRule="auto"/>
+            </w:pPr>
+            <w:r>
+              <w:rPr>
+                <w:rFonts w:hint="eastAsia" w:ascii="FangSong" w:hAnsi="FangSong" w:eastAsia="FangSong" w:cs="FangSong"/>
+                <w:sz w:val="21"/>
+                <w:szCs w:val="21"/>
+                <w:lang w:val="en-US" w:eastAsia="zh-CN"/>
+              </w:rPr>
+              <w:t>第三步：在劳工部系统上进行申报（1 个工作日）</w:t>
             </w:r>
           </w:p>
         </w:tc>
@@ -1548,196 +1789,16 @@
           </w:tcPr>
           <w:p>
             <w:pPr>
-              <w:numPr>
-                <w:ilvl w:val="0"/>
-                <w:numId w:val="0"/>
-              </w:numPr>
-              <w:spacing w:after="0" w:line="280" w:lineRule="auto"/>
-              <w:ind w:leftChars="0"/>
-            </w:pPr>
-            <w:r>
-              <w:rPr>
-                <w:rFonts w:hint="eastAsia" w:ascii="FangSong" w:hAnsi="FangSong" w:eastAsia="FangSong" w:cs="FangSong"/>
-                <w:sz w:val="21"/>
-                <w:szCs w:val="21"/>
-                <w:lang w:val="en-US" w:eastAsia="zh-CN"/>
-              </w:rPr>
-              <w:t>• 新加坡公司营业执照</w:t>
-            </w:r>
-          </w:p>
-          <w:p>
-            <w:pPr>
-              <w:numPr>
-                <w:ilvl w:val="0"/>
-                <w:numId w:val="0"/>
-              </w:numPr>
-              <w:spacing w:after="0" w:line="280" w:lineRule="auto"/>
-              <w:ind w:leftChars="0"/>
-            </w:pPr>
-            <w:r>
-              <w:rPr>
-                <w:rFonts w:hint="eastAsia" w:ascii="FangSong" w:hAnsi="FangSong" w:eastAsia="FangSong" w:cs="FangSong"/>
-                <w:sz w:val="21"/>
-                <w:szCs w:val="21"/>
-                <w:lang w:val="en-US" w:eastAsia="zh-CN"/>
-              </w:rPr>
-              <w:t>• 成立公告</w:t>
-            </w:r>
-          </w:p>
-          <w:p>
-            <w:pPr>
-              <w:numPr>
-                <w:ilvl w:val="0"/>
-                <w:numId w:val="0"/>
-              </w:numPr>
-              <w:spacing w:after="0" w:line="280" w:lineRule="auto"/>
-              <w:ind w:leftChars="0"/>
-            </w:pPr>
-            <w:r>
-              <w:rPr>
-                <w:rFonts w:hint="eastAsia" w:ascii="FangSong" w:hAnsi="FangSong" w:eastAsia="FangSong" w:cs="FangSong"/>
-                <w:sz w:val="21"/>
-                <w:szCs w:val="21"/>
-                <w:lang w:val="en-US" w:eastAsia="zh-CN"/>
-              </w:rPr>
-              <w:t>• 注册纸</w:t>
-            </w:r>
-          </w:p>
-          <w:p>
-            <w:pPr>
-              <w:numPr>
-                <w:ilvl w:val="0"/>
-                <w:numId w:val="0"/>
-              </w:numPr>
-              <w:spacing w:after="0" w:line="280" w:lineRule="auto"/>
-              <w:ind w:leftChars="0"/>
-            </w:pPr>
-            <w:r>
-              <w:rPr>
-                <w:rFonts w:hint="eastAsia" w:ascii="FangSong" w:hAnsi="FangSong" w:eastAsia="FangSong" w:cs="FangSong"/>
-                <w:sz w:val="21"/>
-                <w:szCs w:val="21"/>
-                <w:lang w:val="en-US" w:eastAsia="zh-CN"/>
-              </w:rPr>
-              <w:t>• 股份登记文件</w:t>
-            </w:r>
-          </w:p>
-          <w:p>
-            <w:pPr>
-              <w:numPr>
-                <w:ilvl w:val="0"/>
-                <w:numId w:val="0"/>
-              </w:numPr>
-              <w:spacing w:after="0" w:line="280" w:lineRule="auto"/>
-              <w:ind w:leftChars="0"/>
-            </w:pPr>
-            <w:r>
-              <w:rPr>
-                <w:rFonts w:hint="eastAsia" w:ascii="FangSong" w:hAnsi="FangSong" w:eastAsia="FangSong" w:cs="FangSong"/>
-                <w:sz w:val="21"/>
-                <w:szCs w:val="21"/>
-                <w:lang w:val="en-US" w:eastAsia="zh-CN"/>
-              </w:rPr>
-              <w:t>• 挂名董事协议</w:t>
-            </w:r>
-          </w:p>
-          <w:p>
-            <w:pPr>
-              <w:numPr>
-                <w:ilvl w:val="0"/>
-                <w:numId w:val="0"/>
-              </w:numPr>
-              <w:spacing w:after="0" w:line="280" w:lineRule="auto"/>
-              <w:ind w:leftChars="0"/>
-            </w:pPr>
-            <w:r>
-              <w:rPr>
-                <w:rFonts w:hint="eastAsia" w:ascii="FangSong" w:hAnsi="FangSong" w:eastAsia="FangSong" w:cs="FangSong"/>
-                <w:sz w:val="21"/>
-                <w:szCs w:val="21"/>
-                <w:lang w:val="en-US" w:eastAsia="zh-CN"/>
-              </w:rPr>
-              <w:t>• 商业秘书授权文件</w:t>
-            </w:r>
-          </w:p>
-          <w:p>
-            <w:pPr>
-              <w:numPr>
-                <w:ilvl w:val="0"/>
-                <w:numId w:val="0"/>
-              </w:numPr>
-              <w:spacing w:after="0" w:line="280" w:lineRule="auto"/>
-              <w:ind w:leftChars="0"/>
-            </w:pPr>
-            <w:r>
-              <w:rPr>
-                <w:rFonts w:hint="eastAsia" w:ascii="FangSong" w:hAnsi="FangSong" w:eastAsia="FangSong" w:cs="FangSong"/>
-                <w:sz w:val="21"/>
-                <w:szCs w:val="21"/>
-                <w:lang w:val="en-US" w:eastAsia="zh-CN"/>
-              </w:rPr>
-              <w:t>• 申请股份表</w:t>
-            </w:r>
-          </w:p>
-          <w:p>
-            <w:pPr>
-              <w:numPr>
-                <w:ilvl w:val="0"/>
-                <w:numId w:val="0"/>
-              </w:numPr>
-              <w:spacing w:after="0" w:line="280" w:lineRule="auto"/>
-              <w:ind w:leftChars="0"/>
-            </w:pPr>
-            <w:r>
-              <w:rPr>
-                <w:rFonts w:hint="eastAsia" w:ascii="FangSong" w:hAnsi="FangSong" w:eastAsia="FangSong" w:cs="FangSong"/>
-                <w:sz w:val="21"/>
-                <w:szCs w:val="21"/>
-                <w:lang w:val="en-US" w:eastAsia="zh-CN"/>
-              </w:rPr>
-              <w:t>• 第一次董事会议记录</w:t>
-            </w:r>
-          </w:p>
-          <w:p>
-            <w:pPr>
-              <w:spacing w:after="0" w:line="280" w:lineRule="auto"/>
-            </w:pPr>
-            <w:r>
-              <w:rPr>
-                <w:rFonts w:hint="eastAsia" w:ascii="FangSong" w:hAnsi="FangSong" w:eastAsia="FangSong" w:cs="FangSong"/>
-                <w:sz w:val="21"/>
-                <w:szCs w:val="21"/>
-                <w:lang w:val="en-US" w:eastAsia="zh-CN"/>
-              </w:rPr>
-              <w:t>• 董事通知</w:t>
-            </w:r>
-          </w:p>
-          <w:p>
-            <w:pPr>
-              <w:spacing w:after="0" w:line="280" w:lineRule="auto"/>
-            </w:pPr>
-            <w:r>
-              <w:rPr>
-                <w:rFonts w:hint="eastAsia" w:ascii="FangSong" w:hAnsi="FangSong" w:eastAsia="FangSong" w:cs="FangSong"/>
-                <w:sz w:val="21"/>
-                <w:szCs w:val="21"/>
-                <w:lang w:val="en-US" w:eastAsia="zh-CN"/>
-              </w:rPr>
-              <w:t>• 公司章程</w:t>
-            </w:r>
-          </w:p>
-          <w:p>
-            <w:pPr>
-              <w:spacing w:after="0" w:line="280" w:lineRule="auto"/>
-            </w:pPr>
-            <w:r>
-              <w:rPr>
-                <w:rFonts w:hint="eastAsia" w:ascii="FangSong" w:hAnsi="FangSong" w:eastAsia="FangSong" w:cs="FangSong"/>
-                <w:sz w:val="21"/>
-                <w:szCs w:val="21"/>
-                <w:lang w:val="en-US" w:eastAsia="zh-CN"/>
-              </w:rPr>
-              <w:t>• 公司印章（翻章、钢印）</w:t>
+              <w:spacing w:after="0" w:line="280" w:lineRule="auto"/>
+            </w:pPr>
+            <w:r>
+              <w:rPr>
+                <w:rFonts w:hint="eastAsia" w:ascii="FangSong" w:hAnsi="FangSong" w:eastAsia="FangSong" w:cs="FangSong"/>
+                <w:sz w:val="21"/>
+                <w:szCs w:val="21"/>
+                <w:lang w:val="en-US" w:eastAsia="zh-CN"/>
+              </w:rPr>
+              <w:t>• 劳工部登记申报凭证</w:t>
             </w:r>
           </w:p>
         </w:tc>
@@ -1785,7 +1846,7 @@
                 <w:szCs w:val="24"/>
                 <w:lang w:val="en-US" w:eastAsia="zh-CN"/>
               </w:rPr>
-              <w:t>新加坡SFA食品进口商许可证</w:t>
+              <w:t>起草或审核劳动合同服务</w:t>
             </w:r>
           </w:p>
         </w:tc>
@@ -1805,49 +1866,91 @@
                 <w:szCs w:val="21"/>
                 <w:lang w:val="en-US" w:eastAsia="zh-CN"/>
               </w:rPr>
-              <w:t>1. 收集资料</w:t>
-            </w:r>
-          </w:p>
-          <w:p>
-            <w:pPr>
-              <w:spacing w:after="0" w:line="280" w:lineRule="auto"/>
-            </w:pPr>
-            <w:r>
-              <w:rPr>
-                <w:rFonts w:hint="eastAsia" w:ascii="FangSong" w:hAnsi="FangSong" w:eastAsia="FangSong" w:cs="FangSong"/>
-                <w:sz w:val="21"/>
-                <w:szCs w:val="21"/>
-                <w:lang w:val="en-US" w:eastAsia="zh-CN"/>
-              </w:rPr>
-              <w:t>2. 明确食品分类与资质类型</w:t>
-            </w:r>
-          </w:p>
-          <w:p>
-            <w:pPr>
-              <w:spacing w:after="0" w:line="280" w:lineRule="auto"/>
-            </w:pPr>
-            <w:r>
-              <w:rPr>
-                <w:rFonts w:hint="eastAsia" w:ascii="FangSong" w:hAnsi="FangSong" w:eastAsia="FangSong" w:cs="FangSong"/>
-                <w:sz w:val="21"/>
-                <w:szCs w:val="21"/>
-                <w:lang w:val="en-US" w:eastAsia="zh-CN"/>
-              </w:rPr>
-              <w:t>3. 在线申请并缴纳官费（1 个工作日）</w:t>
-            </w:r>
-          </w:p>
-          <w:p>
-            <w:pPr>
-              <w:spacing w:after="0" w:line="280" w:lineRule="auto"/>
-            </w:pPr>
-            <w:r>
-              <w:rPr>
-                <w:rFonts w:hint="eastAsia" w:ascii="FangSong" w:hAnsi="FangSong" w:eastAsia="FangSong" w:cs="FangSong"/>
-                <w:sz w:val="21"/>
-                <w:szCs w:val="21"/>
-                <w:lang w:val="en-US" w:eastAsia="zh-CN"/>
-              </w:rPr>
-              <w:t>4. 取得 SFA 进口资质批文（14 个工作日）</w:t>
+              <w:t>第一步：收集资料</w:t>
+            </w:r>
+          </w:p>
+          <w:p>
+            <w:pPr>
+              <w:spacing w:after="0" w:line="280" w:lineRule="auto"/>
+            </w:pPr>
+            <w:r>
+              <w:rPr>
+                <w:rFonts w:hint="eastAsia" w:ascii="FangSong" w:hAnsi="FangSong" w:eastAsia="FangSong" w:cs="FangSong"/>
+                <w:sz w:val="21"/>
+                <w:szCs w:val="21"/>
+                <w:lang w:val="en-US" w:eastAsia="zh-CN"/>
+              </w:rPr>
+              <w:t>第二步：开会/沟通关于合同内容需求（合同条款大致内容、以及合作模式说明）（如有）</w:t>
+            </w:r>
+          </w:p>
+          <w:p>
+            <w:pPr>
+              <w:spacing w:after="0" w:line="280" w:lineRule="auto"/>
+            </w:pPr>
+            <w:r>
+              <w:rPr>
+                <w:rFonts w:hint="eastAsia" w:ascii="FangSong" w:hAnsi="FangSong" w:eastAsia="FangSong" w:cs="FangSong"/>
+                <w:sz w:val="21"/>
+                <w:szCs w:val="21"/>
+                <w:lang w:val="en-US" w:eastAsia="zh-CN"/>
+              </w:rPr>
+              <w:t>第三步：审核合同（2 个工作日）</w:t>
+            </w:r>
+          </w:p>
+          <w:p>
+            <w:pPr>
+              <w:spacing w:after="0" w:line="280" w:lineRule="auto"/>
+            </w:pPr>
+            <w:r>
+              <w:rPr>
+                <w:rFonts w:hint="eastAsia" w:ascii="FangSong" w:hAnsi="FangSong" w:eastAsia="FangSong" w:cs="FangSong"/>
+                <w:sz w:val="21"/>
+                <w:szCs w:val="21"/>
+                <w:lang w:val="en-US" w:eastAsia="zh-CN"/>
+              </w:rPr>
+              <w:t>第四步：交付合同（1 个工作日）</w:t>
+            </w:r>
+          </w:p>
+          <w:p>
+            <w:pPr>
+              <w:spacing w:after="0" w:line="280" w:lineRule="auto"/>
+            </w:pPr>
+            <w:r>
+              <w:rPr>
+                <w:rFonts w:hint="eastAsia" w:ascii="FangSong" w:hAnsi="FangSong" w:eastAsia="FangSong" w:cs="FangSong"/>
+                <w:sz w:val="21"/>
+                <w:szCs w:val="21"/>
+                <w:lang w:val="en-US" w:eastAsia="zh-CN"/>
+              </w:rPr>
+              <w:t>第五步：提出反馈（仅限于 3 次修改）（如有）</w:t>
+            </w:r>
+          </w:p>
+          <w:p>
+            <w:pPr>
+              <w:spacing w:after="0" w:line="280" w:lineRule="auto"/>
+            </w:pPr>
+            <w:r>
+              <w:rPr>
+                <w:rFonts w:hint="eastAsia" w:ascii="FangSong" w:hAnsi="FangSong" w:eastAsia="FangSong" w:cs="FangSong"/>
+                <w:sz w:val="21"/>
+                <w:szCs w:val="21"/>
+                <w:lang w:val="en-US" w:eastAsia="zh-CN"/>
+              </w:rPr>
+              <w:t>第六步：进行修改</w:t>
+            </w:r>
+          </w:p>
+          <w:p>
+            <w:pPr>
+              <w:spacing w:after="0" w:line="280" w:lineRule="auto"/>
+            </w:pPr>
+            <w:r>
+              <w:rPr>
+                <w:rFonts w:hint="eastAsia" w:ascii="FangSong" w:hAnsi="FangSong" w:eastAsia="FangSong" w:cs="FangSong"/>
+                <w:sz w:val="21"/>
+                <w:szCs w:val="21"/>
+                <w:lang w:val="en-US" w:eastAsia="zh-CN"/>
+              </w:rPr>
+              <w:t>第七步：交付合同</w:t>
             </w:r>
           </w:p>
         </w:tc>
@@ -1867,7 +1970,7 @@
                 <w:szCs w:val="21"/>
                 <w:lang w:val="en-US" w:eastAsia="zh-CN"/>
               </w:rPr>
-              <w:t>新加坡公司食品进口商许可证</w:t>
+              <w:t>• 合同草稿</w:t>
             </w:r>
           </w:p>
         </w:tc>
@@ -2046,7 +2149,7 @@
                 <w:szCs w:val="24"/>
                 <w:lang w:val="en-US" w:eastAsia="zh-CN"/>
               </w:rPr>
-              <w:t>新加坡公司年度企业所得税申报</w:t>
+              <w:t>起草或审核公司人事规章制度服务</w:t>
             </w:r>
           </w:p>
         </w:tc>
@@ -2066,161 +2169,245 @@
                 <w:szCs w:val="21"/>
                 <w:lang w:val="en-US" w:eastAsia="zh-CN"/>
               </w:rPr>
-              <w:t>1. 公司基本资料：</w:t>
-            </w:r>
-          </w:p>
-          <w:p>
-            <w:pPr>
-              <w:spacing w:after="0" w:line="280" w:lineRule="auto"/>
-            </w:pPr>
-            <w:r>
-              <w:rPr>
-                <w:rFonts w:hint="eastAsia" w:ascii="FangSong" w:hAnsi="FangSong" w:eastAsia="FangSong" w:cs="FangSong"/>
-                <w:sz w:val="21"/>
-                <w:szCs w:val="21"/>
-                <w:lang w:val="en-US" w:eastAsia="zh-CN"/>
-              </w:rPr>
-              <w:t>(1) 公司章程</w:t>
-            </w:r>
-          </w:p>
-          <w:p>
-            <w:pPr>
-              <w:spacing w:after="0" w:line="280" w:lineRule="auto"/>
-            </w:pPr>
-            <w:r>
-              <w:rPr>
-                <w:rFonts w:hint="eastAsia" w:ascii="FangSong" w:hAnsi="FangSong" w:eastAsia="FangSong" w:cs="FangSong"/>
-                <w:sz w:val="21"/>
-                <w:szCs w:val="21"/>
-                <w:lang w:val="en-US" w:eastAsia="zh-CN"/>
-              </w:rPr>
-              <w:t>(2) 最新注册纸</w:t>
-            </w:r>
-          </w:p>
-          <w:p>
-            <w:pPr>
-              <w:spacing w:after="0" w:line="280" w:lineRule="auto"/>
-            </w:pPr>
-            <w:r>
-              <w:rPr>
-                <w:rFonts w:hint="eastAsia" w:ascii="FangSong" w:hAnsi="FangSong" w:eastAsia="FangSong" w:cs="FangSong"/>
-                <w:sz w:val="21"/>
-                <w:szCs w:val="21"/>
-                <w:lang w:val="en-US" w:eastAsia="zh-CN"/>
-              </w:rPr>
-              <w:t>(3) 注册证书</w:t>
-            </w:r>
-          </w:p>
-          <w:p>
-            <w:pPr>
-              <w:spacing w:after="0" w:line="280" w:lineRule="auto"/>
-            </w:pPr>
-            <w:r>
-              <w:rPr>
-                <w:rFonts w:hint="eastAsia" w:ascii="FangSong" w:hAnsi="FangSong" w:eastAsia="FangSong" w:cs="FangSong"/>
-                <w:sz w:val="21"/>
-                <w:szCs w:val="21"/>
-                <w:lang w:val="en-US" w:eastAsia="zh-CN"/>
-              </w:rPr>
-              <w:t>(4) 周年申报表</w:t>
-            </w:r>
-          </w:p>
-          <w:p>
-            <w:pPr>
-              <w:spacing w:after="0" w:line="280" w:lineRule="auto"/>
-            </w:pPr>
-            <w:r>
-              <w:rPr>
-                <w:rFonts w:hint="eastAsia" w:ascii="FangSong" w:hAnsi="FangSong" w:eastAsia="FangSong" w:cs="FangSong"/>
-                <w:sz w:val="21"/>
-                <w:szCs w:val="21"/>
-                <w:lang w:val="en-US" w:eastAsia="zh-CN"/>
-              </w:rPr>
-              <w:t>2. 财务单据：</w:t>
-            </w:r>
-          </w:p>
-          <w:p>
-            <w:pPr>
-              <w:spacing w:after="0" w:line="280" w:lineRule="auto"/>
-            </w:pPr>
-            <w:r>
-              <w:rPr>
-                <w:rFonts w:hint="eastAsia" w:ascii="FangSong" w:hAnsi="FangSong" w:eastAsia="FangSong" w:cs="FangSong"/>
-                <w:sz w:val="21"/>
-                <w:szCs w:val="21"/>
-                <w:lang w:val="en-US" w:eastAsia="zh-CN"/>
-              </w:rPr>
-              <w:t>(1) 财务账目（损益表、资产负债表、明细账、流水账）</w:t>
-            </w:r>
-          </w:p>
-          <w:p>
-            <w:pPr>
-              <w:spacing w:after="0" w:line="280" w:lineRule="auto"/>
-            </w:pPr>
-            <w:r>
-              <w:rPr>
-                <w:rFonts w:hint="eastAsia" w:ascii="FangSong" w:hAnsi="FangSong" w:eastAsia="FangSong" w:cs="FangSong"/>
-                <w:sz w:val="21"/>
-                <w:szCs w:val="21"/>
-                <w:lang w:val="en-US" w:eastAsia="zh-CN"/>
-              </w:rPr>
-              <w:t>(2) 公司银行月结单（首年还需开户通知书）</w:t>
-            </w:r>
-          </w:p>
-          <w:p>
-            <w:pPr>
-              <w:spacing w:after="0" w:line="280" w:lineRule="auto"/>
-            </w:pPr>
-            <w:r>
-              <w:rPr>
-                <w:rFonts w:hint="eastAsia" w:ascii="FangSong" w:hAnsi="FangSong" w:eastAsia="FangSong" w:cs="FangSong"/>
-                <w:sz w:val="21"/>
-                <w:szCs w:val="21"/>
-                <w:lang w:val="en-US" w:eastAsia="zh-CN"/>
-              </w:rPr>
-              <w:t>(3) 收入记录（发票、合同、税票）</w:t>
-            </w:r>
-          </w:p>
-          <w:p>
-            <w:pPr>
-              <w:spacing w:after="0" w:line="280" w:lineRule="auto"/>
-            </w:pPr>
-            <w:r>
-              <w:rPr>
-                <w:rFonts w:hint="eastAsia" w:ascii="FangSong" w:hAnsi="FangSong" w:eastAsia="FangSong" w:cs="FangSong"/>
-                <w:sz w:val="21"/>
-                <w:szCs w:val="21"/>
-                <w:lang w:val="en-US" w:eastAsia="zh-CN"/>
-              </w:rPr>
-              <w:t>(4) 支出记录（工资、租金、运费等）</w:t>
-            </w:r>
-          </w:p>
-          <w:p>
-            <w:pPr>
-              <w:spacing w:after="0" w:line="280" w:lineRule="auto"/>
-            </w:pPr>
-            <w:r>
-              <w:rPr>
-                <w:rFonts w:hint="eastAsia" w:ascii="FangSong" w:hAnsi="FangSong" w:eastAsia="FangSong" w:cs="FangSong"/>
-                <w:sz w:val="21"/>
-                <w:szCs w:val="21"/>
-                <w:lang w:val="en-US" w:eastAsia="zh-CN"/>
-              </w:rPr>
-              <w:t>(5) 资产清单</w:t>
-            </w:r>
-          </w:p>
-          <w:p>
-            <w:pPr>
-              <w:spacing w:after="0" w:line="280" w:lineRule="auto"/>
-            </w:pPr>
-            <w:r>
-              <w:rPr>
-                <w:rFonts w:hint="eastAsia" w:ascii="FangSong" w:hAnsi="FangSong" w:eastAsia="FangSong" w:cs="FangSong"/>
-                <w:sz w:val="21"/>
-                <w:szCs w:val="21"/>
-                <w:lang w:val="en-US" w:eastAsia="zh-CN"/>
-              </w:rPr>
-              <w:t>(6) 年度最终版财务报表、财务报告、审计报告（如有）</w:t>
+              <w:t>1. 公司章程</w:t>
+            </w:r>
+          </w:p>
+          <w:p>
+            <w:pPr>
+              <w:spacing w:after="0" w:line="280" w:lineRule="auto"/>
+            </w:pPr>
+            <w:r>
+              <w:rPr>
+                <w:rFonts w:hint="eastAsia" w:ascii="FangSong" w:hAnsi="FangSong" w:eastAsia="FangSong" w:cs="FangSong"/>
+                <w:sz w:val="21"/>
+                <w:szCs w:val="21"/>
+                <w:lang w:val="en-US" w:eastAsia="zh-CN"/>
+              </w:rPr>
+              <w:t>2. 司法部批文</w:t>
+            </w:r>
+          </w:p>
+          <w:p>
+            <w:pPr>
+              <w:spacing w:after="0" w:line="280" w:lineRule="auto"/>
+            </w:pPr>
+            <w:r>
+              <w:rPr>
+                <w:rFonts w:hint="eastAsia" w:ascii="FangSong" w:hAnsi="FangSong" w:eastAsia="FangSong" w:cs="FangSong"/>
+                <w:sz w:val="21"/>
+                <w:szCs w:val="21"/>
+                <w:lang w:val="en-US" w:eastAsia="zh-CN"/>
+              </w:rPr>
+              <w:t>3. 公司税卡</w:t>
+            </w:r>
+          </w:p>
+          <w:p>
+            <w:pPr>
+              <w:spacing w:after="0" w:line="280" w:lineRule="auto"/>
+            </w:pPr>
+            <w:r>
+              <w:rPr>
+                <w:rFonts w:hint="eastAsia" w:ascii="FangSong" w:hAnsi="FangSong" w:eastAsia="FangSong" w:cs="FangSong"/>
+                <w:sz w:val="21"/>
+                <w:szCs w:val="21"/>
+                <w:lang w:val="en-US" w:eastAsia="zh-CN"/>
+              </w:rPr>
+              <w:t>4. 商业登记证</w:t>
+            </w:r>
+          </w:p>
+          <w:p>
+            <w:pPr>
+              <w:spacing w:after="0" w:line="280" w:lineRule="auto"/>
+            </w:pPr>
+            <w:r>
+              <w:rPr>
+                <w:rFonts w:hint="eastAsia" w:ascii="FangSong" w:hAnsi="FangSong" w:eastAsia="FangSong" w:cs="FangSong"/>
+                <w:sz w:val="21"/>
+                <w:szCs w:val="21"/>
+                <w:lang w:val="en-US" w:eastAsia="zh-CN"/>
+              </w:rPr>
+              <w:t>5. 旧版公司规章制度副本和备案审批函（如之前备案过）</w:t>
+            </w:r>
+          </w:p>
+          <w:p>
+            <w:pPr>
+              <w:spacing w:after="0" w:line="280" w:lineRule="auto"/>
+            </w:pPr>
+            <w:r>
+              <w:rPr>
+                <w:rFonts w:hint="eastAsia" w:ascii="FangSong" w:hAnsi="FangSong" w:eastAsia="FangSong" w:cs="FangSong"/>
+                <w:sz w:val="21"/>
+                <w:szCs w:val="21"/>
+                <w:lang w:val="en-US" w:eastAsia="zh-CN"/>
+              </w:rPr>
+              <w:t>6. 公司为 BPJS 会员的证书（复印件）</w:t>
+            </w:r>
+          </w:p>
+          <w:p>
+            <w:pPr>
+              <w:spacing w:after="0" w:line="280" w:lineRule="auto"/>
+            </w:pPr>
+            <w:r>
+              <w:rPr>
+                <w:rFonts w:hint="eastAsia" w:ascii="FangSong" w:hAnsi="FangSong" w:eastAsia="FangSong" w:cs="FangSong"/>
+                <w:sz w:val="21"/>
+                <w:szCs w:val="21"/>
+                <w:lang w:val="en-US" w:eastAsia="zh-CN"/>
+              </w:rPr>
+              <w:t>7. 社保医保最后付款证明（复印件）</w:t>
+            </w:r>
+          </w:p>
+          <w:p>
+            <w:pPr>
+              <w:spacing w:after="0" w:line="280" w:lineRule="auto"/>
+            </w:pPr>
+            <w:r>
+              <w:rPr>
+                <w:rFonts w:hint="eastAsia" w:ascii="FangSong" w:hAnsi="FangSong" w:eastAsia="FangSong" w:cs="FangSong"/>
+                <w:sz w:val="21"/>
+                <w:szCs w:val="21"/>
+                <w:lang w:val="en-US" w:eastAsia="zh-CN"/>
+              </w:rPr>
+              <w:t>8. 劳动部颁发的公司工会注册证明（如果公司已有工会组织）</w:t>
+            </w:r>
+          </w:p>
+          <w:p>
+            <w:pPr>
+              <w:spacing w:after="0" w:line="280" w:lineRule="auto"/>
+            </w:pPr>
+            <w:r>
+              <w:rPr>
+                <w:rFonts w:hint="eastAsia" w:ascii="FangSong" w:hAnsi="FangSong" w:eastAsia="FangSong" w:cs="FangSong"/>
+                <w:sz w:val="21"/>
+                <w:szCs w:val="21"/>
+                <w:lang w:val="en-US" w:eastAsia="zh-CN"/>
+              </w:rPr>
+              <w:t>9. 公司工会的组织结构（如果公司已有工会组织）</w:t>
+            </w:r>
+          </w:p>
+          <w:p>
+            <w:pPr>
+              <w:spacing w:after="0" w:line="280" w:lineRule="auto"/>
+            </w:pPr>
+            <w:r>
+              <w:rPr>
+                <w:rFonts w:hint="eastAsia" w:ascii="FangSong" w:hAnsi="FangSong" w:eastAsia="FangSong" w:cs="FangSong"/>
+                <w:sz w:val="21"/>
+                <w:szCs w:val="21"/>
+                <w:lang w:val="en-US" w:eastAsia="zh-CN"/>
+              </w:rPr>
+              <w:t>10. JSHK 证书</w:t>
+            </w:r>
+          </w:p>
+          <w:p>
+            <w:pPr>
+              <w:spacing w:after="0" w:line="280" w:lineRule="auto"/>
+            </w:pPr>
+            <w:r>
+              <w:rPr>
+                <w:rFonts w:hint="eastAsia" w:ascii="FangSong" w:hAnsi="FangSong" w:eastAsia="FangSong" w:cs="FangSong"/>
+                <w:sz w:val="21"/>
+                <w:szCs w:val="21"/>
+                <w:lang w:val="en-US" w:eastAsia="zh-CN"/>
+              </w:rPr>
+              <w:t>11. SISNAKER 账户的用户名及密码</w:t>
+            </w:r>
+          </w:p>
+          <w:p>
+            <w:pPr>
+              <w:spacing w:after="0" w:line="280" w:lineRule="auto"/>
+            </w:pPr>
+            <w:r>
+              <w:rPr>
+                <w:rFonts w:hint="eastAsia" w:ascii="FangSong" w:hAnsi="FangSong" w:eastAsia="FangSong" w:cs="FangSong"/>
+                <w:sz w:val="21"/>
+                <w:szCs w:val="21"/>
+                <w:lang w:val="en-US" w:eastAsia="zh-CN"/>
+              </w:rPr>
+              <w:t>12. 公司人事部经理的资料（身份证、电话号码、电子邮箱、母亲姓名）</w:t>
+            </w:r>
+          </w:p>
+          <w:p>
+            <w:pPr>
+              <w:spacing w:after="0" w:line="280" w:lineRule="auto"/>
+            </w:pPr>
+            <w:r>
+              <w:rPr>
+                <w:rFonts w:hint="eastAsia" w:ascii="FangSong" w:hAnsi="FangSong" w:eastAsia="FangSong" w:cs="FangSong"/>
+                <w:sz w:val="21"/>
+                <w:szCs w:val="21"/>
+                <w:lang w:val="en-US" w:eastAsia="zh-CN"/>
+              </w:rPr>
+              <w:t>13. 员工的资料（身份证（复印件）、职务名称、职务识别号、学历、工作协议状态、残疾状态）</w:t>
+            </w:r>
+          </w:p>
+          <w:p>
+            <w:pPr>
+              <w:spacing w:after="0" w:line="280" w:lineRule="auto"/>
+            </w:pPr>
+            <w:r>
+              <w:rPr>
+                <w:rFonts w:hint="eastAsia" w:ascii="FangSong" w:hAnsi="FangSong" w:eastAsia="FangSong" w:cs="FangSong"/>
+                <w:sz w:val="21"/>
+                <w:szCs w:val="21"/>
+                <w:lang w:val="en-US" w:eastAsia="zh-CN"/>
+              </w:rPr>
+              <w:t>14. 公司董事授权给人事部的授权书（律所提供）</w:t>
+            </w:r>
+          </w:p>
+          <w:p>
+            <w:pPr>
+              <w:spacing w:after="0" w:line="280" w:lineRule="auto"/>
+            </w:pPr>
+            <w:r>
+              <w:rPr>
+                <w:rFonts w:hint="eastAsia" w:ascii="FangSong" w:hAnsi="FangSong" w:eastAsia="FangSong" w:cs="FangSong"/>
+                <w:sz w:val="21"/>
+                <w:szCs w:val="21"/>
+                <w:lang w:val="en-US" w:eastAsia="zh-CN"/>
+              </w:rPr>
+              <w:t>15. 公司规章制度备案申请函（律所提供）</w:t>
+            </w:r>
+          </w:p>
+          <w:p>
+            <w:pPr>
+              <w:spacing w:after="0" w:line="280" w:lineRule="auto"/>
+            </w:pPr>
+            <w:r>
+              <w:rPr>
+                <w:rFonts w:hint="eastAsia" w:ascii="FangSong" w:hAnsi="FangSong" w:eastAsia="FangSong" w:cs="FangSong"/>
+                <w:sz w:val="21"/>
+                <w:szCs w:val="21"/>
+                <w:lang w:val="en-US" w:eastAsia="zh-CN"/>
+              </w:rPr>
+              <w:t>16. 薪资结构声明函（律所提供）</w:t>
+            </w:r>
+          </w:p>
+          <w:p>
+            <w:pPr>
+              <w:spacing w:after="0" w:line="280" w:lineRule="auto"/>
+            </w:pPr>
+            <w:r>
+              <w:rPr>
+                <w:rFonts w:hint="eastAsia" w:ascii="FangSong" w:hAnsi="FangSong" w:eastAsia="FangSong" w:cs="FangSong"/>
+                <w:sz w:val="21"/>
+                <w:szCs w:val="21"/>
+                <w:lang w:val="en-US" w:eastAsia="zh-CN"/>
+              </w:rPr>
+              <w:t>17. 分公司或业务经营区域声明函（律所提供）</w:t>
+            </w:r>
+          </w:p>
+          <w:p>
+            <w:pPr>
+              <w:spacing w:after="0" w:line="280" w:lineRule="auto"/>
+            </w:pPr>
+            <w:r>
+              <w:rPr>
+                <w:rFonts w:hint="eastAsia" w:ascii="FangSong" w:hAnsi="FangSong" w:eastAsia="FangSong" w:cs="FangSong"/>
+                <w:sz w:val="21"/>
+                <w:szCs w:val="21"/>
+                <w:lang w:val="en-US" w:eastAsia="zh-CN"/>
+              </w:rPr>
+              <w:t>18. 公司未设立工会声明函（律所提供）</w:t>
             </w:r>
           </w:p>
         </w:tc>
@@ -2268,7 +2455,7 @@
                 <w:szCs w:val="24"/>
                 <w:lang w:val="en-US" w:eastAsia="zh-CN"/>
               </w:rPr>
-              <w:t>新加坡公司注册</w:t>
+              <w:t>更新和申报劳工部系统</w:t>
             </w:r>
           </w:p>
         </w:tc>
@@ -2288,161 +2475,77 @@
                 <w:szCs w:val="21"/>
                 <w:lang w:val="en-US" w:eastAsia="zh-CN"/>
               </w:rPr>
-              <w:t>1. 新加坡公司注册信息收集表</w:t>
-            </w:r>
-          </w:p>
-          <w:p>
-            <w:pPr>
-              <w:spacing w:after="0" w:line="280" w:lineRule="auto"/>
-            </w:pPr>
-            <w:r>
-              <w:rPr>
-                <w:rFonts w:hint="eastAsia" w:ascii="FangSong" w:hAnsi="FangSong" w:eastAsia="FangSong" w:cs="FangSong"/>
-                <w:sz w:val="21"/>
-                <w:szCs w:val="21"/>
-                <w:lang w:val="en-US" w:eastAsia="zh-CN"/>
-              </w:rPr>
-              <w:t>2. 股东为公司时：</w:t>
-            </w:r>
-          </w:p>
-          <w:p>
-            <w:pPr>
-              <w:spacing w:after="0" w:line="280" w:lineRule="auto"/>
-            </w:pPr>
-            <w:r>
-              <w:rPr>
-                <w:rFonts w:hint="eastAsia" w:ascii="FangSong" w:hAnsi="FangSong" w:eastAsia="FangSong" w:cs="FangSong"/>
-                <w:sz w:val="21"/>
-                <w:szCs w:val="21"/>
-                <w:lang w:val="en-US" w:eastAsia="zh-CN"/>
-              </w:rPr>
-              <w:t>(1) 中国公司中英文版本营业执照、中文章程</w:t>
-            </w:r>
-          </w:p>
-          <w:p>
-            <w:pPr>
-              <w:spacing w:after="0" w:line="280" w:lineRule="auto"/>
-            </w:pPr>
-            <w:r>
-              <w:rPr>
-                <w:rFonts w:hint="eastAsia" w:ascii="FangSong" w:hAnsi="FangSong" w:eastAsia="FangSong" w:cs="FangSong"/>
-                <w:sz w:val="21"/>
-                <w:szCs w:val="21"/>
-                <w:lang w:val="en-US" w:eastAsia="zh-CN"/>
-              </w:rPr>
-              <w:t>(2) 法人身份证（正反面）、护照首页（需 CTC）</w:t>
-            </w:r>
-          </w:p>
-          <w:p>
-            <w:pPr>
-              <w:spacing w:after="0" w:line="280" w:lineRule="auto"/>
-            </w:pPr>
-            <w:r>
-              <w:rPr>
-                <w:rFonts w:hint="eastAsia" w:ascii="FangSong" w:hAnsi="FangSong" w:eastAsia="FangSong" w:cs="FangSong"/>
-                <w:sz w:val="21"/>
-                <w:szCs w:val="21"/>
-                <w:lang w:val="en-US" w:eastAsia="zh-CN"/>
-              </w:rPr>
-              <w:t>(3) 董事身份证、护照首页（需 CTC）、电邮</w:t>
-            </w:r>
-          </w:p>
-          <w:p>
-            <w:pPr>
-              <w:spacing w:after="0" w:line="280" w:lineRule="auto"/>
-            </w:pPr>
-            <w:r>
-              <w:rPr>
-                <w:rFonts w:hint="eastAsia" w:ascii="FangSong" w:hAnsi="FangSong" w:eastAsia="FangSong" w:cs="FangSong"/>
-                <w:sz w:val="21"/>
-                <w:szCs w:val="21"/>
-                <w:lang w:val="en-US" w:eastAsia="zh-CN"/>
-              </w:rPr>
-              <w:t>(4) 英文版董事名册（需签字）</w:t>
-            </w:r>
-          </w:p>
-          <w:p>
-            <w:pPr>
-              <w:spacing w:after="0" w:line="280" w:lineRule="auto"/>
-            </w:pPr>
-            <w:r>
-              <w:rPr>
-                <w:rFonts w:hint="eastAsia" w:ascii="FangSong" w:hAnsi="FangSong" w:eastAsia="FangSong" w:cs="FangSong"/>
-                <w:sz w:val="21"/>
-                <w:szCs w:val="21"/>
-                <w:lang w:val="en-US" w:eastAsia="zh-CN"/>
-              </w:rPr>
-              <w:t>(5) 英文架构图（需签字）</w:t>
-            </w:r>
-          </w:p>
-          <w:p>
-            <w:pPr>
-              <w:spacing w:after="0" w:line="280" w:lineRule="auto"/>
-            </w:pPr>
-            <w:r>
-              <w:rPr>
-                <w:rFonts w:hint="eastAsia" w:ascii="FangSong" w:hAnsi="FangSong" w:eastAsia="FangSong" w:cs="FangSong"/>
-                <w:sz w:val="21"/>
-                <w:szCs w:val="21"/>
-                <w:lang w:val="en-US" w:eastAsia="zh-CN"/>
-              </w:rPr>
-              <w:t>(6) 最终受益人清晰版证件（身份证、护照需 CTC、电邮）</w:t>
-            </w:r>
-          </w:p>
-          <w:p>
-            <w:pPr>
-              <w:spacing w:after="0" w:line="280" w:lineRule="auto"/>
-            </w:pPr>
-            <w:r>
-              <w:rPr>
-                <w:rFonts w:hint="eastAsia" w:ascii="FangSong" w:hAnsi="FangSong" w:eastAsia="FangSong" w:cs="FangSong"/>
-                <w:sz w:val="21"/>
-                <w:szCs w:val="21"/>
-                <w:lang w:val="en-US" w:eastAsia="zh-CN"/>
-              </w:rPr>
-              <w:t>(7) 最终受益人持股比例须超过 25%</w:t>
-            </w:r>
-          </w:p>
-          <w:p>
-            <w:pPr>
-              <w:spacing w:after="0" w:line="280" w:lineRule="auto"/>
-            </w:pPr>
-            <w:r>
-              <w:rPr>
-                <w:rFonts w:hint="eastAsia" w:ascii="FangSong" w:hAnsi="FangSong" w:eastAsia="FangSong" w:cs="FangSong"/>
-                <w:sz w:val="21"/>
-                <w:szCs w:val="21"/>
-                <w:lang w:val="en-US" w:eastAsia="zh-CN"/>
-              </w:rPr>
-              <w:t>(8) 所有持股超 25% 关联公司的中英文营业执照、章程、英文董事名册</w:t>
-            </w:r>
-          </w:p>
-          <w:p>
-            <w:pPr>
-              <w:spacing w:after="0" w:line="280" w:lineRule="auto"/>
-            </w:pPr>
-            <w:r>
-              <w:rPr>
-                <w:rFonts w:hint="eastAsia" w:ascii="FangSong" w:hAnsi="FangSong" w:eastAsia="FangSong" w:cs="FangSong"/>
-                <w:sz w:val="21"/>
-                <w:szCs w:val="21"/>
-                <w:lang w:val="en-US" w:eastAsia="zh-CN"/>
-              </w:rPr>
-              <w:t>3. 股东为个人时：所有股东和董事的身份证、护照首页（需 CTC）、电邮</w:t>
-            </w:r>
-          </w:p>
-          <w:p>
-            <w:pPr>
-              <w:spacing w:after="0" w:line="280" w:lineRule="auto"/>
-            </w:pPr>
-            <w:r>
-              <w:rPr>
-                <w:rFonts w:hint="eastAsia" w:ascii="FangSong" w:hAnsi="FangSong" w:eastAsia="FangSong" w:cs="FangSong"/>
-                <w:sz w:val="21"/>
-                <w:szCs w:val="21"/>
-                <w:lang w:val="en-US" w:eastAsia="zh-CN"/>
-              </w:rPr>
-              <w:t>* 所有证件有效期须大于 6 个月</w:t>
+              <w:t>1. 劳工部系统用户名及密码</w:t>
+            </w:r>
+          </w:p>
+          <w:p>
+            <w:pPr>
+              <w:spacing w:after="0" w:line="280" w:lineRule="auto"/>
+            </w:pPr>
+            <w:r>
+              <w:rPr>
+                <w:rFonts w:hint="eastAsia" w:ascii="FangSong" w:hAnsi="FangSong" w:eastAsia="FangSong" w:cs="FangSong"/>
+                <w:sz w:val="21"/>
+                <w:szCs w:val="21"/>
+                <w:lang w:val="en-US" w:eastAsia="zh-CN"/>
+              </w:rPr>
+              <w:t>2. 员工信息（在职/离职、印尼籍/非印尼籍相关资料）</w:t>
+            </w:r>
+          </w:p>
+          <w:p>
+            <w:pPr>
+              <w:spacing w:after="0" w:line="280" w:lineRule="auto"/>
+            </w:pPr>
+            <w:r>
+              <w:rPr>
+                <w:rFonts w:hint="eastAsia" w:ascii="FangSong" w:hAnsi="FangSong" w:eastAsia="FangSong" w:cs="FangSong"/>
+                <w:sz w:val="21"/>
+                <w:szCs w:val="21"/>
+                <w:lang w:val="en-US" w:eastAsia="zh-CN"/>
+              </w:rPr>
+              <w:t>3. 工作时间（每周五天工作日或每周六天工作日）</w:t>
+            </w:r>
+          </w:p>
+          <w:p>
+            <w:pPr>
+              <w:spacing w:after="0" w:line="280" w:lineRule="auto"/>
+            </w:pPr>
+            <w:r>
+              <w:rPr>
+                <w:rFonts w:hint="eastAsia" w:ascii="FangSong" w:hAnsi="FangSong" w:eastAsia="FangSong" w:cs="FangSong"/>
+                <w:sz w:val="21"/>
+                <w:szCs w:val="21"/>
+                <w:lang w:val="en-US" w:eastAsia="zh-CN"/>
+              </w:rPr>
+              <w:t>4. 员工的最低工资和最高工资</w:t>
+            </w:r>
+          </w:p>
+          <w:p>
+            <w:pPr>
+              <w:spacing w:after="0" w:line="280" w:lineRule="auto"/>
+            </w:pPr>
+            <w:r>
+              <w:rPr>
+                <w:rFonts w:hint="eastAsia" w:ascii="FangSong" w:hAnsi="FangSong" w:eastAsia="FangSong" w:cs="FangSong"/>
+                <w:sz w:val="21"/>
+                <w:szCs w:val="21"/>
+                <w:lang w:val="en-US" w:eastAsia="zh-CN"/>
+              </w:rPr>
+              <w:t>5. NPP 公司社保号码</w:t>
+            </w:r>
+          </w:p>
+          <w:p>
+            <w:pPr>
+              <w:spacing w:after="0" w:line="280" w:lineRule="auto"/>
+            </w:pPr>
+            <w:r>
+              <w:rPr>
+                <w:rFonts w:hint="eastAsia" w:ascii="FangSong" w:hAnsi="FangSong" w:eastAsia="FangSong" w:cs="FangSong"/>
+                <w:sz w:val="21"/>
+                <w:szCs w:val="21"/>
+                <w:lang w:val="en-US" w:eastAsia="zh-CN"/>
+              </w:rPr>
+              <w:t>6. 社保医保账户里登记的人数（F2A 社保费用明细、医保费用明细）</w:t>
             </w:r>
           </w:p>
         </w:tc>
@@ -2490,7 +2593,7 @@
                 <w:szCs w:val="24"/>
                 <w:lang w:val="en-US" w:eastAsia="zh-CN"/>
               </w:rPr>
-              <w:t>新加坡SFA食品进口商许可证</w:t>
+              <w:t>起草或审核劳动合同服务</w:t>
             </w:r>
           </w:p>
         </w:tc>
@@ -2510,54 +2613,54 @@
                 <w:szCs w:val="21"/>
                 <w:lang w:val="en-US" w:eastAsia="zh-CN"/>
               </w:rPr>
-              <w:t>1. 公司注册证书/信息摘要（ACRA BizFile）</w:t>
-            </w:r>
-          </w:p>
-          <w:p>
-            <w:pPr>
-              <w:spacing w:after="0" w:line="280" w:lineRule="auto"/>
-            </w:pPr>
-            <w:r>
-              <w:rPr>
-                <w:rFonts w:hint="eastAsia" w:ascii="FangSong" w:hAnsi="FangSong" w:eastAsia="FangSong" w:cs="FangSong"/>
-                <w:sz w:val="21"/>
-                <w:szCs w:val="21"/>
-                <w:lang w:val="en-US" w:eastAsia="zh-CN"/>
-              </w:rPr>
-              <w:t>2. 董事及 CorpPass 授权人员信息（身份证/护照/FIN 卡）</w:t>
-            </w:r>
-          </w:p>
-          <w:p>
-            <w:pPr>
-              <w:spacing w:after="0" w:line="280" w:lineRule="auto"/>
-            </w:pPr>
-            <w:r>
-              <w:rPr>
-                <w:rFonts w:hint="eastAsia" w:ascii="FangSong" w:hAnsi="FangSong" w:eastAsia="FangSong" w:cs="FangSong"/>
-                <w:sz w:val="21"/>
-                <w:szCs w:val="21"/>
-                <w:lang w:val="en-US" w:eastAsia="zh-CN"/>
-              </w:rPr>
-              <w:t>3. 海关账户激活证明（Customs Registration Letter）</w:t>
-            </w:r>
-          </w:p>
-          <w:p>
-            <w:pPr>
-              <w:spacing w:after="0" w:line="280" w:lineRule="auto"/>
-            </w:pPr>
-            <w:r>
-              <w:rPr>
-                <w:rFonts w:hint="eastAsia" w:ascii="FangSong" w:hAnsi="FangSong" w:eastAsia="FangSong" w:cs="FangSong"/>
-                <w:sz w:val="21"/>
-                <w:szCs w:val="21"/>
-                <w:lang w:val="en-US" w:eastAsia="zh-CN"/>
-              </w:rPr>
-              <w:t>4. SFA GIRO 银行自动扣款申请表</w:t>
+              <w:t>1. 录用通知书（如有）</w:t>
+            </w:r>
+          </w:p>
+          <w:p>
+            <w:pPr>
+              <w:spacing w:after="0" w:line="280" w:lineRule="auto"/>
+            </w:pPr>
+            <w:r>
+              <w:rPr>
+                <w:rFonts w:hint="eastAsia" w:ascii="FangSong" w:hAnsi="FangSong" w:eastAsia="FangSong" w:cs="FangSong"/>
+                <w:sz w:val="21"/>
+                <w:szCs w:val="21"/>
+                <w:lang w:val="en-US" w:eastAsia="zh-CN"/>
+              </w:rPr>
+              <w:t>2. 需要审核的合同（如有）</w:t>
+            </w:r>
+          </w:p>
+          <w:p>
+            <w:pPr>
+              <w:spacing w:after="0" w:line="280" w:lineRule="auto"/>
+            </w:pPr>
+            <w:r>
+              <w:rPr>
+                <w:rFonts w:hint="eastAsia" w:ascii="FangSong" w:hAnsi="FangSong" w:eastAsia="FangSong" w:cs="FangSong"/>
+                <w:sz w:val="21"/>
+                <w:szCs w:val="21"/>
+                <w:lang w:val="en-US" w:eastAsia="zh-CN"/>
+              </w:rPr>
+              <w:t>3. 雇主的公司商业登记证（如有）</w:t>
             </w:r>
           </w:p>
         </w:tc>
       </w:tr>
     </w:tbl>
+    <w:p>
+      <w:pPr>
+        <w:spacing w:before="80" w:after="0" w:line="280" w:lineRule="auto"/>
+      </w:pPr>
+      <w:r>
+        <w:rPr>
+          <w:rFonts w:hint="eastAsia" w:ascii="FangSong" w:hAnsi="FangSong" w:eastAsia="FangSong" w:cs="FangSong"/>
+          <w:sz w:val="21"/>
+          <w:szCs w:val="21"/>
+          <w:lang w:val="en-US" w:eastAsia="zh-CN"/>
+        </w:rPr>
+        <w:t>以上资料以实际办理时所需为准。</w:t>
+      </w:r>
+    </w:p>
     <w:p>
       <w:pPr>
         <w:spacing w:before="120" w:after="0" w:line="280" w:lineRule="auto"/>
@@ -2576,7 +2679,7 @@
           <w:szCs w:val="24"/>
           <w:lang w:val="en-US" w:eastAsia="zh-CN"/>
         </w:rPr>
-        <w:t>所有款项汇到山海图指定的银行账户，银行账户信息如下：</w:t>
+        <w:t>所有款项汇到指定的银行账户，银行账户信息如下：</w:t>
       </w:r>
     </w:p>
     <w:p>
@@ -2590,7 +2693,7 @@
           <w:szCs w:val="21"/>
           <w:lang w:val="en-US" w:eastAsia="zh-CN"/>
         </w:rPr>
-        <w:t>Beneficiary Name: SHAN HAI MAP CONSULTANCY PTE.LTD</w:t>
+        <w:t>银行名称 Nama Bank：BCA (BANK CENTRAL ASIA)</w:t>
       </w:r>
     </w:p>
     <w:p>
@@ -2604,7 +2707,7 @@
           <w:szCs w:val="21"/>
           <w:lang w:val="en-US" w:eastAsia="zh-CN"/>
         </w:rPr>
-        <w:t>Beneficiary Bank: Oversea-Chinese Banking Corporation Limited (OCBC)</w:t>
+        <w:t>银行账号 No. Rek：6802 044 409</w:t>
       </w:r>
     </w:p>
     <w:p>
@@ -2618,7 +2721,7 @@
           <w:szCs w:val="21"/>
           <w:lang w:val="en-US" w:eastAsia="zh-CN"/>
         </w:rPr>
-        <w:t>Bank Address: 63 Chulia Street, #10-00, OCBC Centre, Singapore 049514</w:t>
+        <w:t>国际银行代码 Swift Code：CENAIDJAXXX</w:t>
       </w:r>
     </w:p>
     <w:p>
@@ -2632,7 +2735,7 @@
           <w:szCs w:val="21"/>
           <w:lang w:val="en-US" w:eastAsia="zh-CN"/>
         </w:rPr>
-        <w:t>SWIFT Code: OCBCSGSG</w:t>
+        <w:t>账号名称 Atas Nama：PT DEIN TALENT SOLUTIONS</w:t>
       </w:r>
     </w:p>
     <w:p>
@@ -2646,8 +2749,13 @@
           <w:szCs w:val="21"/>
           <w:lang w:val="en-US" w:eastAsia="zh-CN"/>
         </w:rPr>
-        <w:t>SGD Account No: 701714438001</w:t>
-      </w:r>
+        <w:t>分行名称 Nama Cabang：BCA KCU BINTARO</w:t>
+      </w:r>
+    </w:p>
+    <w:p>
+      <w:pPr>
+        <w:spacing w:before="40" w:after="0" w:line="280" w:lineRule="auto"/>
+      </w:pPr>
     </w:p>
     <w:p>
       <w:pPr>
@@ -2660,13 +2768,10 @@
           <w:szCs w:val="21"/>
           <w:lang w:val="en-US" w:eastAsia="zh-CN"/>
         </w:rPr>
-        <w:t>Multi-Currency Account No (RMB/USD): 687482901201</w:t>
-      </w:r>
-    </w:p>
-    <w:p>
-      <w:pPr>
-        <w:spacing w:after="0" w:line="280" w:lineRule="auto"/>
-      </w:pPr>
+        <w:t>本公司</w:t>
+      </w:r>
+      <w:bookmarkStart w:id="0" w:name="_GoBack"/>
+      <w:bookmarkEnd w:id="0"/>
       <w:r>
         <w:rPr>
           <w:rFonts w:hint="eastAsia" w:ascii="FangSong" w:hAnsi="FangSong" w:eastAsia="FangSong" w:cs="FangSong"/>
@@ -2674,26 +2779,7 @@
           <w:szCs w:val="21"/>
           <w:lang w:val="en-US" w:eastAsia="zh-CN"/>
         </w:rPr>
-        <w:t>地址: 1 North Bridge Road, #06-14 High Street Centre, SINGAPORE 179094</w:t>
-      </w:r>
-    </w:p>
-    <w:p>
-      <w:pPr>
-        <w:spacing w:before="40" w:after="0" w:line="280" w:lineRule="auto"/>
-      </w:pPr>
-    </w:p>
-    <w:p>
-      <w:pPr>
-        <w:spacing w:after="0" w:line="280" w:lineRule="auto"/>
-      </w:pPr>
-      <w:r>
-        <w:rPr>
-          <w:rFonts w:hint="eastAsia" w:ascii="FangSong" w:hAnsi="FangSong" w:eastAsia="FangSong" w:cs="FangSong"/>
-          <w:sz w:val="21"/>
-          <w:szCs w:val="21"/>
-          <w:lang w:val="en-US" w:eastAsia="zh-CN"/>
-        </w:rPr>
-        <w:t>山海图应对客户提供的纸质或电子版的证件、资料负有妥善保管和保密义务，不得将上述秘密泄露给任何第三方或用于其他用途。</w:t>
+        <w:t>应对客户提供的纸质或电子版的证件、资料负有妥善保管和保密义务，不得将上述秘密泄露给任何第三方或用于其他用途。</w:t>
       </w:r>
     </w:p>
     <w:p>
@@ -2810,7 +2896,7 @@
                 <w:szCs w:val="21"/>
                 <w:lang w:val="en-US" w:eastAsia="zh-CN"/>
               </w:rPr>
-              <w:t>SHAN HAI MAP CONSULTANCY PTE.LTD</w:t>
+              <w:t>PT DEIN TALENT SOLUTIONS</w:t>
             </w:r>
           </w:p>
         </w:tc>
@@ -2883,7 +2969,7 @@
       <mc:AlternateContent>
         <mc:Choice Requires="wps">
           <w:drawing>
-            <wp:anchor distT="0" distB="0" distL="114300" distR="114300" simplePos="0" relativeHeight="251661312" behindDoc="0" locked="0" layoutInCell="1" allowOverlap="1">
+            <wp:anchor distT="0" distB="0" distL="114300" distR="114300" simplePos="0" relativeHeight="251660288" behindDoc="0" locked="0" layoutInCell="1" allowOverlap="1">
               <wp:simplePos x="0" y="0"/>
               <wp:positionH relativeFrom="margin">
                 <wp:align>center</wp:align>
@@ -2980,7 +3066,7 @@
         </mc:Choice>
         <mc:Fallback>
           <w:pict>
-            <v:shape id="_x0000_s1026" o:spid="_x0000_s1026" o:spt="202" type="#_x0000_t202" style="position:absolute;left:0pt;margin-top:0pt;height:144pt;width:144pt;mso-position-horizontal:center;mso-position-horizontal-relative:margin;mso-wrap-style:none;z-index:251661312;mso-width-relative:page;mso-height-relative:page;" filled="f" stroked="f" coordsize="21600,21600" o:gfxdata="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">
+            <v:shape id="_x0000_s1026" o:spid="_x0000_s1026" o:spt="202" type="#_x0000_t202" style="position:absolute;left:0pt;margin-top:0pt;height:144pt;width:144pt;mso-position-horizontal:center;mso-position-horizontal-relative:margin;mso-wrap-style:none;z-index:251660288;mso-width-relative:page;mso-height-relative:page;" filled="f" stroked="f" coordsize="21600,21600" o:gfxdata="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">
               <v:fill on="f" focussize="0,0"/>
               <v:stroke on="f" weight="0.5pt"/>
               <v:imagedata o:title=""/>
@@ -3081,32 +3167,24 @@
     </w:pPr>
     <w:r>
       <w:rPr>
-        <w:color w:val="0039C2"/>
-        <w:sz w:val="52"/>
-        <w:szCs w:val="52"/>
+        <w:rFonts w:hint="eastAsia" w:ascii="Arial" w:hAnsi="Arial" w:cs="Arial" w:eastAsiaTheme="minorEastAsia"/>
+        <w:b/>
+        <w:bCs/>
         <w:lang w:eastAsia="zh-CN"/>
       </w:rPr>
       <w:drawing>
-        <wp:anchor distT="0" distB="0" distL="114300" distR="114300" simplePos="0" relativeHeight="251659264" behindDoc="1" locked="0" layoutInCell="1" allowOverlap="1">
+        <wp:anchor distT="0" distB="0" distL="114300" distR="114300" simplePos="0" relativeHeight="251661312" behindDoc="0" locked="0" layoutInCell="1" allowOverlap="1">
           <wp:simplePos x="0" y="0"/>
           <wp:positionH relativeFrom="column">
-            <wp:posOffset>-17145</wp:posOffset>
+            <wp:posOffset>23495</wp:posOffset>
           </wp:positionH>
           <wp:positionV relativeFrom="paragraph">
-            <wp:posOffset>24130</wp:posOffset>
+            <wp:posOffset>65405</wp:posOffset>
           </wp:positionV>
-          <wp:extent cx="854710" cy="991870"/>
+          <wp:extent cx="1177290" cy="1160780"/>
           <wp:effectExtent l="0" t="0" r="0" b="0"/>
-          <wp:wrapThrough wrapText="bothSides">
-            <wp:wrapPolygon>
-              <wp:start x="0" y="0"/>
-              <wp:lineTo x="0" y="21157"/>
-              <wp:lineTo x="21183" y="21157"/>
-              <wp:lineTo x="21183" y="0"/>
-              <wp:lineTo x="0" y="0"/>
-            </wp:wrapPolygon>
-          </wp:wrapThrough>
-          <wp:docPr id="6" name="Picture 6" descr="Logo Baru SHM 2021"/>
+          <wp:wrapNone/>
+          <wp:docPr id="3" name="图片 3" descr="bbbfbf875acb8be07246303edde3cb26"/>
           <wp:cNvGraphicFramePr>
             <a:graphicFrameLocks xmlns:a="http://schemas.openxmlformats.org/drawingml/2006/main" noChangeAspect="1"/>
           </wp:cNvGraphicFramePr>
@@ -3114,7 +3192,7 @@
             <a:graphicData uri="http://schemas.openxmlformats.org/drawingml/2006/picture">
               <pic:pic xmlns:pic="http://schemas.openxmlformats.org/drawingml/2006/picture">
                 <pic:nvPicPr>
-                  <pic:cNvPr id="6" name="Picture 6" descr="Logo Baru SHM 2021"/>
+                  <pic:cNvPr id="3" name="图片 3" descr="bbbfbf875acb8be07246303edde3cb26"/>
                   <pic:cNvPicPr>
                     <a:picLocks noChangeAspect="1"/>
                   </pic:cNvPicPr>
@@ -3128,7 +3206,7 @@
                 <pic:spPr>
                   <a:xfrm>
                     <a:off x="0" y="0"/>
-                    <a:ext cx="854710" cy="991870"/>
+                    <a:ext cx="1177290" cy="1160780"/>
                   </a:xfrm>
                   <a:prstGeom prst="rect">
                     <a:avLst/>
@@ -3313,7 +3391,7 @@
         <w:lang w:eastAsia="zh-CN"/>
       </w:rPr>
       <w:pict>
-        <v:line id="直接连接符 1" o:spid="_x0000_s4097" o:spt="20" style="position:absolute;left:0pt;margin-left:-20.9pt;margin-top:4.1pt;height:0pt;width:504.35pt;z-index:251660288;mso-width-relative:page;mso-height-relative:page;" filled="f" stroked="t" coordsize="21600,21600" o:gfxdata="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">
+        <v:line id="直接连接符 1" o:spid="_x0000_s4097" o:spt="20" style="position:absolute;left:0pt;margin-left:-20.9pt;margin-top:4.1pt;height:0pt;width:504.35pt;z-index:251659264;mso-width-relative:page;mso-height-relative:page;" filled="f" stroked="t" coordsize="21600,21600" o:gfxdata="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">
           <v:path arrowok="t"/>
           <v:fill on="f" focussize="0,0"/>
           <v:stroke weight="3pt" color="#0039C2" miterlimit="8" joinstyle="miter"/>

--- a/quotation-generator/assets/报价单模版-德音人力.docx
+++ b/quotation-generator/assets/报价单模版-德音人力.docx
@@ -646,25 +646,16 @@
         </w:trPr>
         <w:tc>
           <w:tcPr>
-            <w:tcW w:w="555" w:type="dxa"/>
+            <w:tcW w:w="4119" w:type="dxa"/>
+            <w:gridSpan w:val="3"/>
             <w:vAlign w:val="top"/>
           </w:tcPr>
           <w:p>
             <w:pPr>
               <w:spacing w:after="0" w:line="280" w:lineRule="auto"/>
-            </w:pPr>
-          </w:p>
-        </w:tc>
-        <w:tc>
-          <w:tcPr>
-            <w:tcW w:w="2514" w:type="dxa"/>
-            <w:vAlign w:val="top"/>
-          </w:tcPr>
-          <w:p>
-            <w:pPr>
-              <w:spacing w:after="0" w:line="280" w:lineRule="auto"/>
               <w:jc w:val="right"/>
             </w:pPr>
+            <w:bookmarkStart w:id="0" w:name="_GoBack" w:colFirst="0" w:colLast="2"/>
             <w:r>
               <w:rPr>
                 <w:rFonts w:hint="eastAsia" w:ascii="FangSong" w:hAnsi="FangSong" w:eastAsia="FangSong" w:cs="FangSong"/>
@@ -680,24 +671,13 @@
         </w:tc>
         <w:tc>
           <w:tcPr>
-            <w:tcW w:w="1050" w:type="dxa"/>
+            <w:tcW w:w="5671" w:type="dxa"/>
+            <w:gridSpan w:val="2"/>
             <w:vAlign w:val="top"/>
           </w:tcPr>
           <w:p>
             <w:pPr>
               <w:spacing w:after="0" w:line="280" w:lineRule="auto"/>
-            </w:pPr>
-          </w:p>
-        </w:tc>
-        <w:tc>
-          <w:tcPr>
-            <w:tcW w:w="2000" w:type="dxa"/>
-            <w:vAlign w:val="top"/>
-          </w:tcPr>
-          <w:p>
-            <w:pPr>
-              <w:spacing w:after="0" w:line="280" w:lineRule="auto"/>
-              <w:jc w:val="right"/>
             </w:pPr>
             <w:r>
               <w:rPr>
@@ -712,15 +692,57 @@
             </w:r>
           </w:p>
         </w:tc>
-        <w:tc>
-          <w:tcPr>
-            <w:tcW w:w="3671" w:type="dxa"/>
+      </w:tr>
+      <w:bookmarkEnd w:id="0"/>
+      <w:tr>
+        <w:trPr>
+          <w:trHeight w:val="430" w:hRule="atLeast"/>
+        </w:trPr>
+        <w:tc>
+          <w:tcPr>
+            <w:tcW w:w="4119" w:type="dxa"/>
+            <w:gridSpan w:val="3"/>
             <w:vAlign w:val="top"/>
           </w:tcPr>
           <w:p>
             <w:pPr>
               <w:spacing w:after="0" w:line="280" w:lineRule="auto"/>
-            </w:pPr>
+              <w:jc w:val="right"/>
+            </w:pPr>
+            <w:r>
+              <w:rPr>
+                <w:rFonts w:hint="eastAsia" w:ascii="FangSong" w:hAnsi="FangSong" w:eastAsia="FangSong" w:cs="FangSong"/>
+                <w:b/>
+                <w:bCs/>
+                <w:sz w:val="24"/>
+                <w:szCs w:val="24"/>
+                <w:lang w:val="en-US" w:eastAsia="zh-CN"/>
+              </w:rPr>
+              <w:t>增值税 11%</w:t>
+            </w:r>
+          </w:p>
+        </w:tc>
+        <w:tc>
+          <w:tcPr>
+            <w:tcW w:w="5671" w:type="dxa"/>
+            <w:gridSpan w:val="2"/>
+            <w:vAlign w:val="top"/>
+          </w:tcPr>
+          <w:p>
+            <w:pPr>
+              <w:spacing w:after="0" w:line="280" w:lineRule="auto"/>
+            </w:pPr>
+            <w:r>
+              <w:rPr>
+                <w:rFonts w:hint="eastAsia" w:ascii="FangSong" w:hAnsi="FangSong" w:eastAsia="FangSong" w:cs="FangSong"/>
+                <w:b/>
+                <w:bCs/>
+                <w:sz w:val="20"/>
+                <w:szCs w:val="20"/>
+                <w:lang w:val="en-US" w:eastAsia="zh-CN"/>
+              </w:rPr>
+              <w:t>Rp 7,150,000</w:t>
+            </w:r>
           </w:p>
         </w:tc>
       </w:tr>
@@ -730,18 +752,8 @@
         </w:trPr>
         <w:tc>
           <w:tcPr>
-            <w:tcW w:w="555" w:type="dxa"/>
-            <w:vAlign w:val="top"/>
-          </w:tcPr>
-          <w:p>
-            <w:pPr>
-              <w:spacing w:after="0" w:line="280" w:lineRule="auto"/>
-            </w:pPr>
-          </w:p>
-        </w:tc>
-        <w:tc>
-          <w:tcPr>
-            <w:tcW w:w="2514" w:type="dxa"/>
+            <w:tcW w:w="4119" w:type="dxa"/>
+            <w:gridSpan w:val="3"/>
             <w:vAlign w:val="top"/>
           </w:tcPr>
           <w:p>
@@ -758,30 +770,20 @@
                 <w:szCs w:val="24"/>
                 <w:lang w:val="en-US" w:eastAsia="zh-CN"/>
               </w:rPr>
-              <w:t>增值税 11%</w:t>
-            </w:r>
-          </w:p>
-        </w:tc>
-        <w:tc>
-          <w:tcPr>
-            <w:tcW w:w="1050" w:type="dxa"/>
-            <w:vAlign w:val="top"/>
-          </w:tcPr>
-          <w:p>
-            <w:pPr>
-              <w:spacing w:after="0" w:line="280" w:lineRule="auto"/>
-            </w:pPr>
-          </w:p>
-        </w:tc>
-        <w:tc>
-          <w:tcPr>
-            <w:tcW w:w="2000" w:type="dxa"/>
-            <w:vAlign w:val="top"/>
-          </w:tcPr>
-          <w:p>
-            <w:pPr>
-              <w:spacing w:after="0" w:line="280" w:lineRule="auto"/>
-              <w:jc w:val="right"/>
+              <w:t>含税总计</w:t>
+            </w:r>
+          </w:p>
+        </w:tc>
+        <w:tc>
+          <w:tcPr>
+            <w:tcW w:w="5671" w:type="dxa"/>
+            <w:gridSpan w:val="2"/>
+            <w:shd w:val="clear" w:color="auto" w:fill="F2F2F2"/>
+            <w:vAlign w:val="center"/>
+          </w:tcPr>
+          <w:p>
+            <w:pPr>
+              <w:spacing w:after="0" w:line="280" w:lineRule="auto"/>
             </w:pPr>
             <w:r>
               <w:rPr>
@@ -792,104 +794,8 @@
                 <w:szCs w:val="20"/>
                 <w:lang w:val="en-US" w:eastAsia="zh-CN"/>
               </w:rPr>
-              <w:t>Rp 7,150,000</w:t>
-            </w:r>
-          </w:p>
-        </w:tc>
-        <w:tc>
-          <w:tcPr>
-            <w:tcW w:w="3671" w:type="dxa"/>
-            <w:vAlign w:val="top"/>
-          </w:tcPr>
-          <w:p>
-            <w:pPr>
-              <w:spacing w:after="0" w:line="280" w:lineRule="auto"/>
-            </w:pPr>
-          </w:p>
-        </w:tc>
-      </w:tr>
-      <w:tr>
-        <w:trPr>
-          <w:trHeight w:val="430" w:hRule="atLeast"/>
-        </w:trPr>
-        <w:tc>
-          <w:tcPr>
-            <w:tcW w:w="555" w:type="dxa"/>
-            <w:vAlign w:val="top"/>
-          </w:tcPr>
-          <w:p>
-            <w:pPr>
-              <w:spacing w:after="0" w:line="280" w:lineRule="auto"/>
-            </w:pPr>
-          </w:p>
-        </w:tc>
-        <w:tc>
-          <w:tcPr>
-            <w:tcW w:w="2514" w:type="dxa"/>
-            <w:vAlign w:val="top"/>
-          </w:tcPr>
-          <w:p>
-            <w:pPr>
-              <w:spacing w:after="0" w:line="280" w:lineRule="auto"/>
-              <w:jc w:val="right"/>
-            </w:pPr>
-            <w:r>
-              <w:rPr>
-                <w:rFonts w:hint="eastAsia" w:ascii="FangSong" w:hAnsi="FangSong" w:eastAsia="FangSong" w:cs="FangSong"/>
-                <w:b/>
-                <w:bCs/>
-                <w:sz w:val="24"/>
-                <w:szCs w:val="24"/>
-                <w:lang w:val="en-US" w:eastAsia="zh-CN"/>
-              </w:rPr>
-              <w:t>含税总计</w:t>
-            </w:r>
-          </w:p>
-        </w:tc>
-        <w:tc>
-          <w:tcPr>
-            <w:tcW w:w="1050" w:type="dxa"/>
-            <w:vAlign w:val="top"/>
-          </w:tcPr>
-          <w:p>
-            <w:pPr>
-              <w:spacing w:after="0" w:line="280" w:lineRule="auto"/>
-            </w:pPr>
-          </w:p>
-        </w:tc>
-        <w:tc>
-          <w:tcPr>
-            <w:tcW w:w="2000" w:type="dxa"/>
-            <w:shd w:val="clear" w:color="auto" w:fill="F2F2F2"/>
-            <w:vAlign w:val="center"/>
-          </w:tcPr>
-          <w:p>
-            <w:pPr>
-              <w:spacing w:after="0" w:line="280" w:lineRule="auto"/>
-              <w:jc w:val="right"/>
-            </w:pPr>
-            <w:r>
-              <w:rPr>
-                <w:rFonts w:hint="eastAsia" w:ascii="FangSong" w:hAnsi="FangSong" w:eastAsia="FangSong" w:cs="FangSong"/>
-                <w:b/>
-                <w:bCs/>
-                <w:sz w:val="20"/>
-                <w:szCs w:val="20"/>
-                <w:lang w:val="en-US" w:eastAsia="zh-CN"/>
-              </w:rPr>
               <w:t>Rp 72,150,000</w:t>
             </w:r>
-          </w:p>
-        </w:tc>
-        <w:tc>
-          <w:tcPr>
-            <w:tcW w:w="3671" w:type="dxa"/>
-            <w:vAlign w:val="top"/>
-          </w:tcPr>
-          <w:p>
-            <w:pPr>
-              <w:spacing w:after="0" w:line="280" w:lineRule="auto"/>
-            </w:pPr>
           </w:p>
         </w:tc>
       </w:tr>
@@ -2768,18 +2674,7 @@
           <w:szCs w:val="21"/>
           <w:lang w:val="en-US" w:eastAsia="zh-CN"/>
         </w:rPr>
-        <w:t>本公司</w:t>
-      </w:r>
-      <w:bookmarkStart w:id="0" w:name="_GoBack"/>
-      <w:bookmarkEnd w:id="0"/>
-      <w:r>
-        <w:rPr>
-          <w:rFonts w:hint="eastAsia" w:ascii="FangSong" w:hAnsi="FangSong" w:eastAsia="FangSong" w:cs="FangSong"/>
-          <w:sz w:val="21"/>
-          <w:szCs w:val="21"/>
-          <w:lang w:val="en-US" w:eastAsia="zh-CN"/>
-        </w:rPr>
-        <w:t>应对客户提供的纸质或电子版的证件、资料负有妥善保管和保密义务，不得将上述秘密泄露给任何第三方或用于其他用途。</w:t>
+        <w:t>本公司应对客户提供的纸质或电子版的证件、资料负有妥善保管和保密义务，不得将上述秘密泄露给任何第三方或用于其他用途。</w:t>
       </w:r>
     </w:p>
     <w:p>

--- a/quotation-generator/assets/报价单模版-德音人力.docx
+++ b/quotation-generator/assets/报价单模版-德音人力.docx
@@ -655,7 +655,6 @@
               <w:spacing w:after="0" w:line="280" w:lineRule="auto"/>
               <w:jc w:val="right"/>
             </w:pPr>
-            <w:bookmarkStart w:id="0" w:name="_GoBack" w:colFirst="0" w:colLast="2"/>
             <w:r>
               <w:rPr>
                 <w:rFonts w:hint="eastAsia" w:ascii="FangSong" w:hAnsi="FangSong" w:eastAsia="FangSong" w:cs="FangSong"/>
@@ -693,7 +692,6 @@
           </w:p>
         </w:tc>
       </w:tr>
-      <w:bookmarkEnd w:id="0"/>
       <w:tr>
         <w:trPr>
           <w:trHeight w:val="430" w:hRule="atLeast"/>
@@ -3209,7 +3207,29 @@
         <w:szCs w:val="15"/>
         <w:lang w:val="de-DE" w:eastAsia="zh-CN"/>
       </w:rPr>
-      <w:t>JL. LINGKAR LUAR BARAT BLOK A NO.1JAKARTA BARAT II74</w:t>
+      <w:t xml:space="preserve">JL. LINGKAR LUAR BARAT BLOK A NO.1JAKARTA BARAT </w:t>
+    </w:r>
+    <w:r>
+      <w:rPr>
+        <w:rFonts w:hint="eastAsia" w:ascii="微软雅黑" w:hAnsi="微软雅黑" w:eastAsia="微软雅黑" w:cs="Calibri"/>
+        <w:b/>
+        <w:bCs/>
+        <w:sz w:val="15"/>
+        <w:szCs w:val="15"/>
+        <w:lang w:val="en-US" w:eastAsia="zh-CN"/>
+      </w:rPr>
+      <w:t>11</w:t>
+    </w:r>
+    <w:r>
+      <w:rPr>
+        <w:rFonts w:hint="eastAsia" w:ascii="微软雅黑" w:hAnsi="微软雅黑" w:eastAsia="微软雅黑" w:cs="Calibri"/>
+        <w:b/>
+        <w:bCs/>
+        <w:sz w:val="15"/>
+        <w:szCs w:val="15"/>
+        <w:lang w:val="de-DE" w:eastAsia="zh-CN"/>
+      </w:rPr>
+      <w:t>74</w:t>
     </w:r>
     <w:r>
       <w:rPr>
@@ -3278,6 +3298,8 @@
         <w:lang w:val="de-DE" w:eastAsia="zh-CN"/>
       </w:rPr>
     </w:pPr>
+    <w:bookmarkStart w:id="0" w:name="_GoBack"/>
+    <w:bookmarkEnd w:id="0"/>
     <w:r>
       <w:rPr>
         <w:rFonts w:hint="eastAsia" w:ascii="Arial" w:hAnsi="Arial" w:cs="Arial" w:eastAsiaTheme="minorEastAsia"/>
